--- a/klagomål/A 32004-2026 FSC-klagomål.docx
+++ b/klagomål/A 32004-2026 FSC-klagomål.docx
@@ -672,7 +672,7 @@
     <w:r>
       <w:tab/>
       <w:tab/>
-      <w:t>2026-07-31</w:t>
+      <w:t>2026-08-01</w:t>
       <w:br/>
       <w:br/>
     </w:r>

--- a/klagomål/A 32004-2026 FSC-klagomål.docx
+++ b/klagomål/A 32004-2026 FSC-klagomål.docx
@@ -672,7 +672,7 @@
     <w:r>
       <w:tab/>
       <w:tab/>
-      <w:t>2026-08-01</w:t>
+      <w:t>2026-08-02</w:t>
       <w:br/>
       <w:br/>
     </w:r>

--- a/klagomål/A 32004-2026 FSC-klagomål.docx
+++ b/klagomål/A 32004-2026 FSC-klagomål.docx
@@ -672,7 +672,7 @@
     <w:r>
       <w:tab/>
       <w:tab/>
-      <w:t>2026-08-02</w:t>
+      <w:t>2026-08-03</w:t>
       <w:br/>
       <w:br/>
     </w:r>

--- a/klagomål/A 32004-2026 FSC-klagomål.docx
+++ b/klagomål/A 32004-2026 FSC-klagomål.docx
@@ -163,7 +163,7 @@
         <w:pStyle w:val="Title"/>
       </w:pPr>
       <w:r>
-        <w:t>Inledande FSC- /PEFC-klagomål – information om höga naturvärden i avverkningsanmälan A 32004-2026 i Arvidsjaurs kommun</w:t>
+        <w:t>Inledande FSC- /PEFC-klagomål – information om höga naturvärden och fridlysta arter i avverkningsanmälan A 32004-2026 i Arvidsjaurs kommun</w:t>
       </w:r>
     </w:p>
     <w:p>
@@ -178,7 +178,7 @@
       <w:r>
         <w:drawing>
           <wp:inline xmlns:a="http://schemas.openxmlformats.org/drawingml/2006/main" xmlns:pic="http://schemas.openxmlformats.org/drawingml/2006/picture">
-            <wp:extent cx="5486400" cy="5656082"/>
+            <wp:extent cx="5208518" cy="5724000"/>
             <wp:docPr id="1" name="Picture 1"/>
             <wp:cNvGraphicFramePr>
               <a:graphicFrameLocks noChangeAspect="1"/>
@@ -199,7 +199,7 @@
                   <pic:spPr>
                     <a:xfrm>
                       <a:off x="0" y="0"/>
-                      <a:ext cx="5486400" cy="5656082"/>
+                      <a:ext cx="5208518" cy="5724000"/>
                     </a:xfrm>
                     <a:prstGeom prst="rect"/>
                   </pic:spPr>
@@ -221,7 +221,7 @@
     </w:p>
     <w:p>
       <w:r>
-        <w:t>I avverkningsanmälan finns fynd av 1 naturvårdsarter, varav 1 är rödlistad och 1 är typisk (T): dvärgbägarlav (NT, T). Se Figur 1.</w:t>
+        <w:t>I avverkningsanmälan finns fynd av 14 naturvårdsarter, varav 14 är rödlistade, 3 är fridlysta och 8 är typiska (T): garnlav (VU, T), gräddporing (VU, T), Lecidea subhumida (VU), blanksvart spiklav (NT), blågrå svartspik (NT), dvärgbägarlav (NT, T), lavskrika (NT, T, §4), nordtagging (NT), talltagel (NT, T), talltita (NT, §4), tretåig hackspett (NT, T, §4), ullticka (NT, T), vedflamlav (NT) och vedskivlav (NT, T). Se Figur 1.</w:t>
       </w:r>
     </w:p>
     <w:p>
@@ -244,7 +244,96 @@
     </w:p>
     <w:p>
       <w:r>
-        <w:t>Nedan följer beskrivningar av de naturvårdsarter och fridlysta arter som har sina livsmiljöer och växtplatser i den avverkningsanmälda skogen. De påträffade naturvårdsarterna är ett tydligt kvitto på att det rör sig om en skog med höga naturvärden.</w:t>
+        <w:t>Nedan följer beskrivningar av de naturvårdsarter och fridlysta arter som har sina livsmiljöer och växtplatser i den avverkningsanmälda skogen. Se även ytterligare artfakta i BILAGA 1. De påträffade naturvårdsarterna är ett tydligt kvitto på att det rör sig om en skog med höga naturvärden.</w:t>
+      </w:r>
+    </w:p>
+    <w:p>
+      <w:r>
+        <w:rPr>
+          <w:b/>
+        </w:rPr>
+        <w:t>Garnlav (VU)</w:t>
+      </w:r>
+      <w:r>
+        <w:t xml:space="preserve"> är en utpräglad barrskogsart som ibland kan drapera träden i norrländska grannaturskogar med hög luftfuktighet. Den förekommer även i talldominerade bestånd där den, förutom i trädens grenverk, påträffas hängande över ojämnheter i tallbarken. Arten har minskat starkt i södra och mellersta Sverige och den minskar även i sitt nordliga utbredningsområde. Minskningstakten uppgår till 30 (20–50) % inom 50 år och överstiger gränsvärdet för Sårbar (VU). Orsaken till tillbakagången beror främst på slutavverkningar av naturskogsartade skogar. Bestånd med riklig förekomst bör regelmässigt sparas, vilket även gynnar flera andra sällsynta och rödlistade arter. Garnlav är värdväxt för den mycket sällsynta och akut hotade fjärilen barrskogslavfly (CR) som hör hemma i boreala barrskogar med riklig förekomst av värdväxten. Tidigare kunde arten konstateras årligen på flera platser vid Dala-Floda i Dalarna innan lokalerna kalavverkades. Senaste fyndet i landet av barrskogslavfly är från år 2000 då den påträffades vid Högberget i Sollefteå kommun. Garnlav är typisk art för </w:t>
+      </w:r>
+      <w:r>
+        <w:rPr>
+          <w:i/>
+        </w:rPr>
+        <w:t xml:space="preserve">9010 Taiga </w:t>
+      </w:r>
+      <w:r>
+        <w:t>och</w:t>
+      </w:r>
+      <w:r>
+        <w:rPr>
+          <w:i/>
+        </w:rPr>
+        <w:t xml:space="preserve"> 9070 Trädklädd betesmark</w:t>
+      </w:r>
+      <w:r>
+        <w:t xml:space="preserve"> (SLU Artdatabanken, 2026).</w:t>
+      </w:r>
+    </w:p>
+    <w:p>
+      <w:r>
+        <w:rPr>
+          <w:b/>
+        </w:rPr>
+        <w:t>Gräddporing (VU)</w:t>
+      </w:r>
+      <w:r>
+        <w:t xml:space="preserve"> växer nästan enbart i urskogsartad barrskog på gamla, kraftigt murkna, grova och mossbelupna tallågor i något fuktiga och skuggiga lägen. Arten är placerad högst upp i Skogsstyrelsens värdepyramid för bedömning av skog med höga naturvärden och indikerar gamla och relativt orörda tallnaturskogar med höga naturvärden där det under låg tid kontinuerligt funnits inslag av grova tallågor. För att på sikt hejda artens vikande trend behöver merparten av gräddporingens nu kända växtplatser undantas från skogsbruk. Gräddporing är typisk art för </w:t>
+      </w:r>
+      <w:r>
+        <w:rPr>
+          <w:i/>
+        </w:rPr>
+        <w:t>9010 Taiga</w:t>
+      </w:r>
+      <w:r>
+        <w:t xml:space="preserve"> (SLU Artdatabanken, 2024; Nitare &amp; Skogsstyrelsen, 2019).</w:t>
+      </w:r>
+    </w:p>
+    <w:p>
+      <w:r>
+        <w:rPr>
+          <w:b/>
+          <w:i/>
+        </w:rPr>
+        <w:t xml:space="preserve">Lecidea subhumida </w:t>
+      </w:r>
+      <w:r>
+        <w:rPr>
+          <w:b/>
+        </w:rPr>
+        <w:t>(VU)</w:t>
+      </w:r>
+      <w:r>
+        <w:t xml:space="preserve"> är en skivlav som växer på ved (grenar, stam) av gamla tallar i subalpin skog. Arten påverkas negativt av brist på kontinuitetsskog och en minskning av populationen pågår eller förväntas ske. Antalet individer bedöms vara lägre än gränsvärdet för sårbar (VU) (SLU Artdatabanken, 2026).</w:t>
+      </w:r>
+    </w:p>
+    <w:p>
+      <w:r>
+        <w:rPr>
+          <w:b/>
+        </w:rPr>
+        <w:t>Blanksvart spiklav (NT)</w:t>
+      </w:r>
+      <w:r>
+        <w:t xml:space="preserve"> förekommer på torr, hård, gammal kärnved men även på äldre ytved av tall i naturskogsartade bestånd med begränsad brandpåverkan och ostörd hydrologi. Skogsbruksåtgärder på eller i närheten av lokaler med blanksvart spiklav utgör ett hot. Naturskogsartade öppna tall- och barrblandskogar med blanksvart spiklav indikerar höga biologiska värden och bör bevaras (SLU Artdatabanken, 2024).</w:t>
+      </w:r>
+    </w:p>
+    <w:p>
+      <w:r>
+        <w:rPr>
+          <w:b/>
+        </w:rPr>
+        <w:t>Blågrå svartspik (NT)</w:t>
+      </w:r>
+      <w:r>
+        <w:t xml:space="preserve"> växer på torr, hård ved av gamla, solbelysta torrakor, högstubbar av tall och grova döda grenar på levande tallar i öppna bestånd av naturskogskaraktär. Nästan alltid rör det sig om tjärrika torrträd och högstubbar (töreved, keloträd) som kan vara en bra bit över hundra år, i vissa fall sannolikt hundratals år gamla. Skogsbruk är idag det allvarligaste hotet. Ett långsiktigt hot är att nybildningen av gamla torrakor och högstubbar är en långsam process vilken ofta är beroende av skogsbrand. Nytt substrat bildas numera sannolikt nästan inte alls då antalet naturliga skogsbränder har minskat drastiskt på grund av effektivare brandbekämpning. Döda träd som lämnas efter avverkning är inte lämpliga för arten, eftersom dessa träd inte varit utsatta för skogsbrand och bildat tjärrik ved. Skogsbruksåtgärder på eller i närheten av växtplatserna bör undvikas. Naturskogsartade skogar med förekomst av arten indikerar höga biologiska värden och bör bevaras. Blågrå svartspik har en mycket begränsad utbredning utanför de nordiska länderna varför dessa länder har ett speciellt ansvar för arten (SLU Artdatabanken, 2024).</w:t>
       </w:r>
     </w:p>
     <w:p>
@@ -265,6 +354,193 @@
       </w:r>
       <w:r>
         <w:t xml:space="preserve"> (SLU Artdatabanken, 2024; Nitare &amp; Skogsstyrelsen, 2019).</w:t>
+      </w:r>
+    </w:p>
+    <w:p>
+      <w:r>
+        <w:rPr>
+          <w:b/>
+        </w:rPr>
+        <w:t>Lavskrika (NT, §4)</w:t>
+      </w:r>
+      <w:r>
+        <w:t xml:space="preserve"> är rödlistad som nära hotad och fridlyst enligt 4§ artskyddsförordningen. Den har minskat med 20 (10–30) % under de senaste 15 åren och minskningstakten bedöms vara nära gränsvärdet för sårbar (VU). Lavskrikan är en mycket stationär fågel, som häckar i äldre, slutna och hänglavsrika barrskogar. Nyckelfaktorer är flerskiktad skog med rik undervegetation samt riklig förekomst av hänglavar. Reviren är livslånga med hemområden som varierar mellan 50 och 150 ha. Inom ett revir av hög kvalitet finns det som regel ett eller flera kärnområden (1–20 ha) med relativt tät flerskiktad granskog. Arten missgynnas när flerskiktad skog omförs till enskiktade bestånd och även röjning och hård gallring är starkt negativt. Lavskrikan har relativt stora hemområden och försvinner när den äldre skogen fragmenteras, särskilt allvarligt är när kärnområdena avverkas. Den försvinner successivt framför allt vid dess utbredningsgränser och populationen har minskat kontinuerligt under 2000-talet. Lavskrika är typisk art för </w:t>
+      </w:r>
+      <w:r>
+        <w:rPr>
+          <w:i/>
+        </w:rPr>
+        <w:t>9010 Taiga</w:t>
+      </w:r>
+      <w:r>
+        <w:t xml:space="preserve"> (SLU Artdatabanken, 2026; Skogsstyrelsen 2016).</w:t>
+      </w:r>
+    </w:p>
+    <w:p>
+      <w:r>
+        <w:rPr>
+          <w:b/>
+        </w:rPr>
+        <w:t>Nordtagging (NT)</w:t>
+      </w:r>
+      <w:r>
+        <w:t xml:space="preserve"> växer främst på tallågor av grövre dimensioner och påträffas huvudsakligen i äldre skog som inte kalavverkats. Nordtaggingen missgynnas av att områden med äldre tallskog har minskat starkt. Bekämpning av skogsbränder, samtidigt som skogsbruket omvandlar naturligt glesa tallbestånd till likartade och betydligt tätare bestånd, har missgynnat arten. Bristen på gamla tallågor utgör på sikt ett allvarligt hot och återskapandet av lämpliga biotoper tar mycket lång tid. Områden med olikåldriga bestånd av tall och med stort inslag av äldre träd bör undantas från skoglig produktion (SLU Artdatabanken, 2024).</w:t>
+      </w:r>
+    </w:p>
+    <w:p>
+      <w:r>
+        <w:rPr>
+          <w:b/>
+        </w:rPr>
+        <w:t>Talltagel (NT)</w:t>
+      </w:r>
+      <w:r>
+        <w:t xml:space="preserve"> är en boreal art som förekommer på tall i äldre, öppna tallskogar. Den påverkas negativt av brist på kontinuitetsskog och minskningstakten bedöms vara nära gränsvärdet för Sårbar (VU). Talltagel är typisk art för </w:t>
+      </w:r>
+      <w:r>
+        <w:rPr>
+          <w:i/>
+        </w:rPr>
+        <w:t>9010 Taiga</w:t>
+      </w:r>
+      <w:r>
+        <w:t xml:space="preserve"> (SLU Artdatabanken, 2026).</w:t>
+      </w:r>
+    </w:p>
+    <w:p>
+      <w:r>
+        <w:rPr>
+          <w:b/>
+        </w:rPr>
+        <w:t>Talltita (NT, §4)</w:t>
+      </w:r>
+      <w:r>
+        <w:t>, rödlistad som nära hotad och prioriterad art i Skogsvårdslagen, har häckningsrevir i anmälan. Arten har minskat kraftigt de senaste 30 åren och minskningstakten innevarande 10-årsperiod beräknas till 20 (10–30) %. Talltitan är synnerligen trogen sitt cirka 15 hektar stora revir och är beroende av flerskiktade olikåldriga skogar för att kunna föda upp sina ungar. Talltitan försvinner om dess livsmiljö kalavverkas (Eggers &amp; Low, 2014; Ekman, 1979; Griesser et al, 2007; Klein, 2020; Siffczyk et al, 2003; SLU Artdatabanken, 2021).</w:t>
+      </w:r>
+    </w:p>
+    <w:p>
+      <w:r>
+        <w:rPr>
+          <w:b/>
+        </w:rPr>
+        <w:t>Tretåig hackspett (NT, §4)</w:t>
+      </w:r>
+      <w:r>
+        <w:t xml:space="preserve"> är rödlistad som nära hotad och ingår i bilaga 1 i EU:s fågeldirektiv. Tretåig hackspett är för sin överlevnad beroende av kontinuerlig tillförsel av äldre döende och död ved, som sker genom naturliga självgallringsprocesser i äldre grannaturskogar och barrblandade naturskogar. Om en skog genom skogsbruk gallras eller glesas ur så upphör och uteblir i stort sett den naturliga självgallringsprocessen för mycket lång tid framöver vilket omöjliggör upprätthållandet av den kontinuerliga ekologiska funktionen i ett område. Det finns studier som visar att naturskogens självgallringsprocess som den tretåiga hackspetten är beroende av, inte kan ersättas med efterlämnad hänsyn i skogsbruket (Imbeau &amp; Desrochers, 2002). Storleken på häckningsreviret varierar med skogstypen, förekomsten av död ved och graden av fragmentering, men är i allmänhet i storleksordningen 25–100 hektar. Vintertid krävs ofta betydligt större områden och det finns studier som antyder att arten behöver minst 100 hektar äldre skog. I områden med låg bonitet kan det behövas över 200 hektar lämpligt habitat för att ett par ska kunna reproducera sig. Områden med dokumenterad permanent förekomst i naturskogsmiljöer har vanligen så stora naturvärden att skogsbruk är olämpligt. Tretåig hackspett är typisk art för </w:t>
+      </w:r>
+      <w:r>
+        <w:rPr>
+          <w:i/>
+        </w:rPr>
+        <w:t xml:space="preserve">9010 Taiga, 9740 Skogsbevuxen myr, 9030 Landhöjningsskog </w:t>
+      </w:r>
+      <w:r>
+        <w:t xml:space="preserve">och </w:t>
+      </w:r>
+      <w:r>
+        <w:rPr>
+          <w:i/>
+        </w:rPr>
+        <w:t>9040 Fjällbjörkskog</w:t>
+      </w:r>
+      <w:r>
+        <w:t xml:space="preserve"> (Skogsstyrelsen, 2016; SLU Artdatabanken, 2024).</w:t>
+      </w:r>
+    </w:p>
+    <w:p>
+      <w:r>
+        <w:rPr>
+          <w:b/>
+        </w:rPr>
+        <w:t>Ullticka (NT)</w:t>
+      </w:r>
+      <w:r>
+        <w:t xml:space="preserve"> är knuten till restbestånd av barrnaturskog och förekommer med ett tydligt optimum i orörda eller måttligt påverkade gamla granskogar där det föreligger viss kontinuitet av grov död ved. Ullticka är en bra signalart inom hela sitt utbredningsområde och i södra Sverige är den sällsynt och en god signalart för skyddsvärda granskogsmiljöer. Den hotas av avverkning och fragmentering av naturskog och äldre granskog med lång trädkontinuitet. På ullticka kan ibland ulltickeporing (VU) påträffas - det är en sällsynt ticka som nyligen delats upp i de tre olika arterna ulltickeporing </w:t>
+      </w:r>
+      <w:r>
+        <w:rPr>
+          <w:i/>
+        </w:rPr>
+        <w:t xml:space="preserve">Skeletocutis brevispora </w:t>
+      </w:r>
+      <w:r>
+        <w:t>(VU)</w:t>
+      </w:r>
+      <w:r>
+        <w:rPr>
+          <w:i/>
+        </w:rPr>
+        <w:t>, Skeletocutis delicata</w:t>
+      </w:r>
+      <w:r>
+        <w:t xml:space="preserve"> (VU)</w:t>
+      </w:r>
+      <w:r>
+        <w:rPr>
+          <w:i/>
+        </w:rPr>
+        <w:t xml:space="preserve"> och Skeletocutis exilis</w:t>
+      </w:r>
+      <w:r>
+        <w:t xml:space="preserve"> (NT). Ullticka är typisk art för </w:t>
+      </w:r>
+      <w:r>
+        <w:rPr>
+          <w:i/>
+        </w:rPr>
+        <w:t xml:space="preserve">9010 Taiga, 9050 Näringsrik granskog </w:t>
+      </w:r>
+      <w:r>
+        <w:t xml:space="preserve">och </w:t>
+      </w:r>
+      <w:r>
+        <w:rPr>
+          <w:i/>
+        </w:rPr>
+        <w:t>9030 Landhöjningsskog</w:t>
+      </w:r>
+      <w:r>
+        <w:t xml:space="preserve"> (SLU Artdatabanken, 2026; Nitare &amp; Skogsstyrelsen, 2019; Miettinen &amp; Niemelä, 2018).</w:t>
+      </w:r>
+    </w:p>
+    <w:p>
+      <w:r>
+        <w:rPr>
+          <w:b/>
+        </w:rPr>
+        <w:t>Vedflamlav (NT)</w:t>
+      </w:r>
+      <w:r>
+        <w:t xml:space="preserve"> växer på gammal hård och torr, exponerad kärnved av tall, främst på högstubbar i ljusöppna lägen, t.ex. vid och på myrar, sjökanter, i glesa hällmarkskogar och i brandpräglade tallnaturskogar. Substratet nyskapas i begränsad omfattning och arten är en utmärkt indikator på höga naturvärden i denna skogstyp. Tall- och barrblandskogar med naturskogskaraktär och spår av bränder har ofta höga biologiska värden och bör skyddas. På vedflamlavens bål kan den sällsynta spiklaven/parasiten </w:t>
+      </w:r>
+      <w:r>
+        <w:rPr>
+          <w:i/>
+        </w:rPr>
+        <w:t>Calicium ramboldiicola</w:t>
+      </w:r>
+      <w:r>
+        <w:t xml:space="preserve"> (VU) påträffas (SLU Artdatabanken, 2026).</w:t>
+      </w:r>
+    </w:p>
+    <w:p>
+      <w:r>
+        <w:rPr>
+          <w:b/>
+        </w:rPr>
+        <w:t>Vedskivlav (NT)</w:t>
+      </w:r>
+      <w:r>
+        <w:t xml:space="preserve"> växer på gammal, torr, exponerad, hård kärnved av framförallt tall i naturskogsartade bestånd. Avverkning av tallskog av naturskogskaraktär med spår av återkommande bränder är ett hot. Mängden lämplig ved att växa på för vedskivlav minskar, dels på grund av naturlig nedbrytning men framförallt på grund av att de förstörs i samband med slutavverkningar, gallringar och markberedning. Tall- och blandbarrskogar av naturskogskaraktär med spår av återkommande bränder bör skyddas. Vedskivlav är typisk art för </w:t>
+      </w:r>
+      <w:r>
+        <w:rPr>
+          <w:i/>
+        </w:rPr>
+        <w:t>9010 Taiga</w:t>
+      </w:r>
+      <w:r>
+        <w:t xml:space="preserve"> (SLU Artdatabanken, 2024).</w:t>
       </w:r>
     </w:p>
     <w:p>
@@ -319,6 +595,22 @@
       <w:r>
         <w:t>I den avverkningsanmälda skogen har fridlysta arter sina livsmiljöer och växtplatser. Att skada de fridlysta arternas livsmiljöer, växtplatser eller ekologiska funktion är inte tillåtet enligt artskyddsförordningen.</w:t>
       </w:r>
+      <w:r>
+        <w:rPr>
+          <w:i/>
+        </w:rPr>
+        <w:t xml:space="preserve"> EU:s medlemsländer och skogsbolag är skyldiga att agera i enlighet med EU:s fågeldirektiv där det uttryckligen står att direktivet gäller för fåglar samt för deras ägg, bon och </w:t>
+      </w:r>
+      <w:r>
+        <w:rPr>
+          <w:b/>
+          <w:i/>
+        </w:rPr>
+        <w:t xml:space="preserve">livsmiljöer </w:t>
+      </w:r>
+      <w:r>
+        <w:t>(artikel 1). Vidare att de åtgärder som vidtas inte får leda till en försämring av den nuvarande situationen beträffande bevarandet av de fågelarter som avses i artikel 1 (artikel 13).</w:t>
+      </w:r>
     </w:p>
     <w:p>
       <w:r>
@@ -357,7 +649,7 @@
         <w:rPr>
           <w:i/>
         </w:rPr>
-        <w:t>I det avverkningsanmälda skogsområdet har 1 naturvårdsarter varav 1 rödlistade arter sina livsmiljöer och växtplatser.</w:t>
+        <w:t>I det avverkningsanmälda skogsområdet har 14 naturvårdsarter varav 14 rödlistade arter sina livsmiljöer och växtplatser.</w:t>
       </w:r>
     </w:p>
     <w:p>
@@ -542,6 +834,426 @@
           <w:i/>
         </w:rPr>
         <w:t>I den avverkningsanmälda skogen har fridlysta arter sina livsmiljöer och växtplatser. Att skada de fridlysta arternas livsmiljöer, växtplatser eller ekologiska funktion är inte tillåtet enligt artskyddsförordningen</w:t>
+      </w:r>
+    </w:p>
+    <w:p>
+      <w:r>
+        <w:br w:type="page"/>
+      </w:r>
+    </w:p>
+    <w:p>
+      <w:pPr>
+        <w:pStyle w:val="Title"/>
+      </w:pPr>
+      <w:r>
+        <w:t>BILAGA 1 – Fridlysta arter</w:t>
+      </w:r>
+    </w:p>
+    <w:p>
+      <w:pPr>
+        <w:pStyle w:val="Heading1"/>
+      </w:pPr>
+      <w:r>
+        <w:t>Lavskrika – ekologi samt krav på livsmiljön</w:t>
+      </w:r>
+    </w:p>
+    <w:p>
+      <w:r>
+        <w:t>Lavskrika är rödlistad som nära hotad (NT), fridlyst enligt 4 § artskyddsförordningen (2007:845) och ingår i förteckningen över prioriterade arter i Skogsstyrelsens föreskrifter och allmänna råd (SKSFS 2011:7) bilaga 4. Lavskrikan är en mycket stationär fågel, som häckar i äldre, slutna och hänglavsrika barrskogar. Nyckelfaktorer är flerskiktad skog med rik undervegetation samt riklig förekomst av hänglavar (SLU Artdatabanken, 2026).</w:t>
+      </w:r>
+    </w:p>
+    <w:p>
+      <w:r>
+        <w:t xml:space="preserve">I Skogsstyrelsens vägledning för hänsyn till fåglar står bland annat att: </w:t>
+      </w:r>
+      <w:r>
+        <w:rPr>
+          <w:i/>
+        </w:rPr>
+        <w:t>“Reviren är livslånga med hemområden som varierar mellan 50 och 150 ha. Hemområdena har inga fasta gränser utan det handlar mera om de yttre gränserna för familjegruppernas rörelser. Lavskrikan undviker att förflytta sig över stora öppna områden och hemområdesstorleken är därför större i områden fragmenterade av hyggen och yngre skog än i områden med i sammanhängande äldre skog. Det finns studier som antyder att det inom ett revir bör finnas maximalt 15 % öppna ytor och ungskog. Inom ett revir av hög kvalitet finns det som regel ett eller flera kärnområden (1–20 ha) med relativt tät flerskiktad granskog.”</w:t>
+      </w:r>
+      <w:r>
+        <w:t xml:space="preserve"> Vidare att: </w:t>
+      </w:r>
+      <w:r>
+        <w:rPr>
+          <w:i/>
+        </w:rPr>
+        <w:t>“Arten missgynnas när flerskiktad skog omförs till enskiktade bestånd. Även skogsskötsel med återkommande röjning och hård gallring är starkt negativt. Lavskrikan har relativt stora hemområden och försvinner när den äldre skogen fragmenteras, särskilt allvarligt är när kärnområdena avverkas.”</w:t>
+      </w:r>
+      <w:r>
+        <w:t xml:space="preserve"> (Skogsstyrelsen 2016).</w:t>
+      </w:r>
+    </w:p>
+    <w:p>
+      <w:r>
+        <w:t xml:space="preserve">Populationen har minskat med 20 (10–30) % under de senaste 15 åren och minskningstakten bedöms vara nära gränsvärdet för sårbar (VU). Arten försvinner successivt framför allt vid dess utbredningsgränser och populationen har minskat kontinuerligt under 2000-talet. Lavskrika är typisk art för </w:t>
+      </w:r>
+      <w:r>
+        <w:rPr>
+          <w:i/>
+        </w:rPr>
+        <w:t>9010 Taiga</w:t>
+      </w:r>
+      <w:r>
+        <w:t xml:space="preserve"> (SLU Artdatabanken, 2026).</w:t>
+      </w:r>
+    </w:p>
+    <w:p>
+      <w:pPr>
+        <w:pStyle w:val="Heading2"/>
+      </w:pPr>
+      <w:r>
+        <w:t>Referenser – lavskrika</w:t>
+      </w:r>
+    </w:p>
+    <w:p>
+      <w:r>
+        <w:t xml:space="preserve">Skogsstyrelsen, 2016. </w:t>
+      </w:r>
+      <w:r>
+        <w:rPr>
+          <w:i/>
+        </w:rPr>
+        <w:t xml:space="preserve">Vägledning för hänsyn till fåglar – lavskrika. </w:t>
+      </w:r>
+      <w:r>
+        <w:t>https://www.skogsstyrelsen.se/globalassets/lag-och-tillsyn/artskydd/vagledningar-for-hansyn-till-faglar/lavskrika-vagledning-hansyn.pdf</w:t>
+      </w:r>
+    </w:p>
+    <w:p>
+      <w:r>
+        <w:t xml:space="preserve">SLU Artdatabanken, 2026. </w:t>
+      </w:r>
+      <w:r>
+        <w:rPr>
+          <w:i/>
+        </w:rPr>
+        <w:t xml:space="preserve">Artfaktablad. Naturvård – artfakta. </w:t>
+      </w:r>
+      <w:r>
+        <w:t>SLU Artdatabanken, Uppsala</w:t>
+      </w:r>
+    </w:p>
+    <w:p>
+      <w:pPr>
+        <w:pStyle w:val="Heading1"/>
+      </w:pPr>
+      <w:r>
+        <w:t>Talltita – ekologi samt krav på livsmiljön</w:t>
+      </w:r>
+    </w:p>
+    <w:p>
+      <w:r>
+        <w:t>Talltita är rödlistad som NT, fridlyst och prioriterad art i Skogsvårdslagen. Den omfattas av EU:s fågeldirektiv. Arten har minskat kraftigt de senaste 30 åren och minskningstakten innevarande 10-årsperiod beräknas till 20 (10–30) % (SLU Artdatabanken, 2022).</w:t>
+      </w:r>
+    </w:p>
+    <w:p>
+      <w:r>
+        <w:t>Talltita föredrar större sammanhängande barrskogar, och finns såväl i tallskog som granskog och i lövblandad barrskog. Skogens struktur är viktig och ska helst vara flerskiktad med riklig underväxt av mindre granar, björk och andra lövträd och buskar. Tillgång på murknande högstubbar är särskilt viktig, eftersom talltitan helst själv hackar ut sitt bohål (SLU Artdatabanken, 2022).</w:t>
+      </w:r>
+    </w:p>
+    <w:p>
+      <w:r>
+        <w:t>Det finns flera studier som visar att talltita är känslig för gallring och inte överlever när dess livsmiljö kalavverkas (Eggers and Low, 2014; Griesser et al., 2007; Klein, 2020). Talltitans revir är förhållandevis stora, 10–20 hektar och arten missgynnas när skogen fragmenteras. Kalavverkning av större delar av reviret innebär att det överges (Artdatabanken, 2021).</w:t>
+      </w:r>
+    </w:p>
+    <w:p>
+      <w:r>
+        <w:t>Talltitan är synnerligen trogen sitt revir så länge paret lever och biotopen förblir intakt. Paret stannar i sitt revir året om. En förlust av ett revir har därför en stor inverkan på den lokala populationen och trakthyggesbruket anses vara orsak till den svenska populationens kraftiga minskning. Talltiteparets revirtrohet innebär att närhelst under året man observerar en adult talltita så ingår denna plats i reviret (Siffczyk et al., 2003; Ekman, 1979).</w:t>
+      </w:r>
+    </w:p>
+    <w:p>
+      <w:pPr>
+        <w:pStyle w:val="Heading2"/>
+      </w:pPr>
+      <w:r>
+        <w:t>Referenser – talltita</w:t>
+      </w:r>
+    </w:p>
+    <w:p>
+      <w:r>
+        <w:t xml:space="preserve">Eggers, S., Low, M., 2014. </w:t>
+      </w:r>
+      <w:r>
+        <w:rPr>
+          <w:i/>
+        </w:rPr>
+        <w:t xml:space="preserve">Differential demographic responses of sympatric Parids to vegetation management in boreal forest. </w:t>
+      </w:r>
+      <w:r>
+        <w:t>For. Ecol. Manage. 319, 169–175.</w:t>
+      </w:r>
+    </w:p>
+    <w:p>
+      <w:r>
+        <w:t xml:space="preserve">Ekman, J., 1979. </w:t>
+      </w:r>
+      <w:r>
+        <w:rPr>
+          <w:i/>
+        </w:rPr>
+        <w:t xml:space="preserve">Coherence, composition and territories of winter social groups of the Willow Tit Parus montanus and the Crested Tit P. cristatus. </w:t>
+      </w:r>
+      <w:r>
+        <w:t>Ornis Scandinavica, 10, pp 56–68</w:t>
+      </w:r>
+    </w:p>
+    <w:p>
+      <w:r>
+        <w:t xml:space="preserve">Griesser, M., Nystrand, M., Eggers, S., Ekman, J., 2007. </w:t>
+      </w:r>
+      <w:r>
+        <w:rPr>
+          <w:i/>
+        </w:rPr>
+        <w:t xml:space="preserve">Impact of forestry practices on fitness correlates and population productivity in an open-nesting bird species. </w:t>
+      </w:r>
+      <w:r>
+        <w:t>Conserv. Biol. 21, 767–774. https://doi.org/10.1111/j.1523- 1739.2007.00675.x</w:t>
+      </w:r>
+    </w:p>
+    <w:p>
+      <w:r>
+        <w:t xml:space="preserve">Klein, J., 2020. </w:t>
+      </w:r>
+      <w:r>
+        <w:rPr>
+          <w:i/>
+        </w:rPr>
+        <w:t xml:space="preserve">The forgotten forest – On thinning, retention, and biodiversity in the boreal forest. </w:t>
+      </w:r>
+      <w:r>
+        <w:t>Doctoral Thesis No. 2020:50</w:t>
+      </w:r>
+    </w:p>
+    <w:p>
+      <w:r>
+        <w:t xml:space="preserve">Siffczyk, C., Brotons, L., Kangas, K., Orell, M., 2003. </w:t>
+      </w:r>
+      <w:r>
+        <w:rPr>
+          <w:i/>
+        </w:rPr>
+        <w:t xml:space="preserve">Home range size of willow tits. </w:t>
+      </w:r>
+      <w:r>
+        <w:t>Oecologica, 136, 635–642 (2003)</w:t>
+      </w:r>
+    </w:p>
+    <w:p>
+      <w:r>
+        <w:t xml:space="preserve">SLU Artdatabanken, 2021. </w:t>
+      </w:r>
+      <w:r>
+        <w:rPr>
+          <w:i/>
+        </w:rPr>
+        <w:t xml:space="preserve">Artfaktablad. Naturvård – artfakta. </w:t>
+      </w:r>
+      <w:r>
+        <w:t>SLU Artdatabanken, Uppsala</w:t>
+      </w:r>
+    </w:p>
+    <w:p>
+      <w:pPr>
+        <w:pStyle w:val="Heading1"/>
+      </w:pPr>
+      <w:r>
+        <w:t>Tretåig hackspett – ekologi samt krav på livsmiljön</w:t>
+      </w:r>
+    </w:p>
+    <w:p>
+      <w:r>
+        <w:t xml:space="preserve">Tretåig hackspett (NT) är fridlyst enligt §4 Artskyddsförordningen och finns med som prioriterad art i Skogsstyrelsen vägledning för skogsbruket (bilaga 4 till SVL). I vägledningen står bland annat att: </w:t>
+      </w:r>
+      <w:r>
+        <w:rPr>
+          <w:i/>
+        </w:rPr>
+        <w:t xml:space="preserve">“Tretåig hackspett har stora arealkrav och höga krav på sin livsmiljö. Omdaningen av naturskogar till kulturskogar medför en förlust av viktiga miljöer, något som förstärks av ökad fragmentering till följd av avverkningar.” </w:t>
+      </w:r>
+      <w:r>
+        <w:t xml:space="preserve">Vidare att: </w:t>
+      </w:r>
+      <w:r>
+        <w:rPr>
+          <w:i/>
+        </w:rPr>
+        <w:t>“Områden med dokumenterad permanent förekomst i naturskogsmiljöer har vanligen så stora naturvärden att skogsbruk är olämpligt”</w:t>
+      </w:r>
+      <w:r>
+        <w:t xml:space="preserve"> (SLU Artdatabanken, 2024; Skogsstyrelsen, 2016)</w:t>
+      </w:r>
+      <w:r>
+        <w:rPr>
+          <w:i/>
+        </w:rPr>
+        <w:t>.</w:t>
+      </w:r>
+    </w:p>
+    <w:p>
+      <w:r>
+        <w:t>Tretåig hackspett är beroende av större sammanhängande naturskogar med kontinuerlig tillgång och nybildning av död ved och fragmentering av livsmiljöerna utgör ett stort hot mot arten (se exempelvis Stachura-Skierczynska et al., 2009; Wesolowski et al., 2005; Butler et al., 2004; Pakkala et al., 2002; Amcoff et al., 1996; Virkkala, 1991). Det finns studier som visar att naturskogens självgallringsprocess som den tretåiga hackspetten är beroende av, inte kan ersättas med efterlämnad hänsyn i skogsbruket (Imbeau &amp; Desrochers, 2002).</w:t>
+      </w:r>
+    </w:p>
+    <w:p>
+      <w:r>
+        <w:t>Permanenta revir av tretåig hackspett karaktäriseras ofta av artens typiska ringformigt ordnade hackmärken på framför allt gamla granar. För att säkerställa att inte revir av tretåig hackspett drabbas av avverkningsplanerna bör en inventering göras i området både under häckningstid och under vintern, då arten utnyttjar betydligt större områden än under sommarens häckningsrevir. Storleken på häckningsreviret varierar med skogstypen, förekomsten av död ved och graden av fragmentering, men är i allmänhet i storleksordningen 25–100 hektar (SLU Artdatabanken, 2024; Skogsstyrelsen, 2016).</w:t>
+      </w:r>
+    </w:p>
+    <w:p>
+      <w:r>
+        <w:t xml:space="preserve">Förutom fridlysning enligt §4 Artskyddsförordningen är tretåig hackspett även förtecknad i EU:s fågeldirektiv bilaga 1. Den är typisk art för </w:t>
+      </w:r>
+      <w:r>
+        <w:rPr>
+          <w:i/>
+        </w:rPr>
+        <w:t xml:space="preserve">9010 Taiga, 9740 Skogsbevuxen myr, 9030 Landhöjningsskog </w:t>
+      </w:r>
+      <w:r>
+        <w:t xml:space="preserve">och </w:t>
+      </w:r>
+      <w:r>
+        <w:rPr>
+          <w:i/>
+        </w:rPr>
+        <w:t>9040 Fjällbjörkskog</w:t>
+      </w:r>
+      <w:r>
+        <w:t xml:space="preserve"> samt ingår i Natura 2000 och är förtecknad i Bernkonventionen bilaga II (strikt skyddade djurarter) (SLU Artdatabanken, 2024; Skogsstyrelsen, 2016).</w:t>
+      </w:r>
+    </w:p>
+    <w:p>
+      <w:pPr>
+        <w:pStyle w:val="Heading2"/>
+      </w:pPr>
+      <w:r>
+        <w:t>Referenser – tretåig hackspett</w:t>
+      </w:r>
+    </w:p>
+    <w:p>
+      <w:r>
+        <w:t xml:space="preserve">Amcoff, M. &amp; Eriksson, P. 1996. </w:t>
+      </w:r>
+      <w:r>
+        <w:rPr>
+          <w:i/>
+        </w:rPr>
+        <w:t xml:space="preserve">Förekomst av tretåig hackspett Picoides tridactylus på bestånds- och landskapsnivå. </w:t>
+      </w:r>
+      <w:r>
+        <w:t>Ornis Svecica 6: 107–119.</w:t>
+      </w:r>
+    </w:p>
+    <w:p>
+      <w:r>
+        <w:t xml:space="preserve">Butler, R., Angelstam, P., Ekelund, P. &amp; Schlaeffer, R. 2004. </w:t>
+      </w:r>
+      <w:r>
+        <w:rPr>
+          <w:i/>
+        </w:rPr>
+        <w:t xml:space="preserve">Dead wood threshold values for the three-toed woodpecker presence in boreal and sub-Alpine forest. </w:t>
+      </w:r>
+      <w:r>
+        <w:t>Biological conservation 119(3): 305–318.</w:t>
+      </w:r>
+    </w:p>
+    <w:p>
+      <w:r>
+        <w:t xml:space="preserve">Imbeau, L. &amp; Desrochers, A. 2002. </w:t>
+      </w:r>
+      <w:r>
+        <w:rPr>
+          <w:i/>
+        </w:rPr>
+        <w:t xml:space="preserve">Foraging Ecology and Use of Drumming Trees by Three-Toed Woodpeckers. </w:t>
+      </w:r>
+      <w:r>
+        <w:t>The Journal of Wildlife Management. Vol. 66, No. 1 (Jan., 2002), pp. 222–231.</w:t>
+      </w:r>
+    </w:p>
+    <w:p>
+      <w:r>
+        <w:t xml:space="preserve">Pakkala, T., Hanski, I. &amp; Tomppo, E. 2002. </w:t>
+      </w:r>
+      <w:r>
+        <w:rPr>
+          <w:i/>
+        </w:rPr>
+        <w:t xml:space="preserve">Spatial ecology of the three-toed woodpecker in managed forest landscapes. </w:t>
+      </w:r>
+      <w:r>
+        <w:t>Silva Fennica 36(1): 279–288.</w:t>
+      </w:r>
+    </w:p>
+    <w:p>
+      <w:r>
+        <w:t xml:space="preserve">Skogsstyrelsen, 2016. </w:t>
+      </w:r>
+      <w:r>
+        <w:rPr>
+          <w:i/>
+        </w:rPr>
+        <w:t>Vägledning för hänsyn till fåglar – Tretåig hackspett.</w:t>
+      </w:r>
+    </w:p>
+    <w:p>
+      <w:r>
+        <w:t xml:space="preserve">SLU Artdatabanken, 2024. </w:t>
+      </w:r>
+      <w:r>
+        <w:rPr>
+          <w:i/>
+        </w:rPr>
+        <w:t xml:space="preserve">Artfaktablad. Naturvård – artfakta. </w:t>
+      </w:r>
+      <w:r>
+        <w:t>SLU Artdatabanken, Uppsala.</w:t>
+      </w:r>
+    </w:p>
+    <w:p>
+      <w:r>
+        <w:t xml:space="preserve">Stachura-Skierczynska, K., Tumiel, T. &amp; Skierczynski, M. 2009. </w:t>
+      </w:r>
+      <w:r>
+        <w:rPr>
+          <w:i/>
+        </w:rPr>
+        <w:t xml:space="preserve">Habitat prediction model for three-toed woodpecker and its implications for the conservation of biologically valuable forests. </w:t>
+      </w:r>
+      <w:r>
+        <w:t>Forest Ecology and Management 258(5): 697–703.</w:t>
+      </w:r>
+    </w:p>
+    <w:p>
+      <w:r>
+        <w:t xml:space="preserve">Virkkala, R. 1991. </w:t>
+      </w:r>
+      <w:r>
+        <w:rPr>
+          <w:i/>
+        </w:rPr>
+        <w:t xml:space="preserve">Population trends of forest birds in a Finnish Lapland landscape of large habitat blocks – Consequences of stochastic environmental variation or regional habitat alteration. </w:t>
+      </w:r>
+      <w:r>
+        <w:t>Biological conservation 56(2): 223–240.</w:t>
+      </w:r>
+    </w:p>
+    <w:p>
+      <w:r>
+        <w:t xml:space="preserve">Wesolowski, T., Czeszczewik, D. &amp; Rowinski, P. 2005. </w:t>
+      </w:r>
+      <w:r>
+        <w:rPr>
+          <w:i/>
+        </w:rPr>
+        <w:t xml:space="preserve">Effects of forest management on Three-toed Woodpecker Picoides tridactylus distribution in the Bialowieza Forest (NE Poland): conservation implications. </w:t>
+      </w:r>
+      <w:r>
+        <w:t>Acta Ornithologica 40(1): 53–60.</w:t>
       </w:r>
     </w:p>
     <w:sectPr>
@@ -672,7 +1384,7 @@
     <w:r>
       <w:tab/>
       <w:tab/>
-      <w:t>2026-08-03</w:t>
+      <w:t>2026-08-04</w:t>
       <w:br/>
       <w:br/>
     </w:r>

--- a/klagomål/A 32004-2026 FSC-klagomål.docx
+++ b/klagomål/A 32004-2026 FSC-klagomål.docx
@@ -178,7 +178,7 @@
       <w:r>
         <w:drawing>
           <wp:inline xmlns:a="http://schemas.openxmlformats.org/drawingml/2006/main" xmlns:pic="http://schemas.openxmlformats.org/drawingml/2006/picture">
-            <wp:extent cx="5208518" cy="5724000"/>
+            <wp:extent cx="5321674" cy="5724000"/>
             <wp:docPr id="1" name="Picture 1"/>
             <wp:cNvGraphicFramePr>
               <a:graphicFrameLocks noChangeAspect="1"/>
@@ -199,7 +199,7 @@
                   <pic:spPr>
                     <a:xfrm>
                       <a:off x="0" y="0"/>
-                      <a:ext cx="5208518" cy="5724000"/>
+                      <a:ext cx="5321674" cy="5724000"/>
                     </a:xfrm>
                     <a:prstGeom prst="rect"/>
                   </pic:spPr>
@@ -216,12 +216,12 @@
         <w:spacing w:after="240"/>
       </w:pPr>
       <w:r>
-        <w:t>Figur 1. Fyndplatser för naturvårdsarter i avverkningsanmälan. Markörer utan svart kant är placerade på fyndplatsen. Markörer med svart kant är placerade vid sidan av fyndplatsen har ett svart streck som visar fyndplatsens exakta position. Kartans mittpunktskoordinat är N 7322029, E 679636 i SWEREF 99 TM.</w:t>
+        <w:t>Figur 1. Fyndplatser för naturvårdsarter i och inom 19 meter från avverkningsanmälan. Markörer utan svart kant är placerade på fyndplatsen. Markörer med svart kant är placerade vid sidan av fyndplatsen har ett svart streck som visar fyndplatsens exakta position. Kartans mittpunktskoordinat är N 7322029, E 679636 i SWEREF 99 TM.</w:t>
       </w:r>
     </w:p>
     <w:p>
       <w:r>
-        <w:t>I avverkningsanmälan finns fynd av 14 naturvårdsarter, varav 14 är rödlistade, 3 är fridlysta och 8 är typiska (T): garnlav (VU, T), gräddporing (VU, T), Lecidea subhumida (VU), blanksvart spiklav (NT), blågrå svartspik (NT), dvärgbägarlav (NT, T), lavskrika (NT, T, §4), nordtagging (NT), talltagel (NT, T), talltita (NT, §4), tretåig hackspett (NT, T, §4), ullticka (NT, T), vedflamlav (NT) och vedskivlav (NT, T). Se Figur 1.</w:t>
+        <w:t>I och inom 19 meter från avverkningsanmälan finns fynd av 15 naturvårdsarter, varav 15 är rödlistade, 3 är fridlysta och 8 är typiska (T): garnlav (VU, T), gräddporing (VU, T), Lecidea subhumida (VU), blanksvart spiklav (NT), blågrå svartspik (NT), dvärgbägarlav (NT, T), lavskrika (NT, T, §4), nordtagging (NT), talltagel (NT, T), talltita (NT, §4), tretåig hackspett (NT, T, §4), ullticka (NT, T), vaddporing (NT), vedflamlav (NT) och vedskivlav (NT, T). Se Figur 1.</w:t>
       </w:r>
     </w:p>
     <w:p>
@@ -508,6 +508,17 @@
         <w:rPr>
           <w:b/>
         </w:rPr>
+        <w:t xml:space="preserve">Vaddporing (NT) </w:t>
+      </w:r>
+      <w:r>
+        <w:t>är en brunrötande vednedbrytare som hittas på undersidan av liggande murken tallved i olika former. Substratet utgörs framför allt av den typ av hård, kådimpregnerad och ofta kolad tallved som skapas i brandpräglad skog. Vedtypen nybildas i mycket liten omfattning och det är sannolikt att arten upplever en utdöendeskuld. För att garantera artens fortlevnad bör man både säkra att artens växtplatser hålls intakta samt att långsiktigt säkerställa att ny ved tillkommer, allra helst i omedelbar anslutning till artens växtplatser. Skoglig gallring och annat uttag av virke innebär ett hot mot arten (SLU Artdatabanken, 2024).</w:t>
+      </w:r>
+    </w:p>
+    <w:p>
+      <w:r>
+        <w:rPr>
+          <w:b/>
+        </w:rPr>
         <w:t>Vedflamlav (NT)</w:t>
       </w:r>
       <w:r>
@@ -649,7 +660,7 @@
         <w:rPr>
           <w:i/>
         </w:rPr>
-        <w:t>I det avverkningsanmälda skogsområdet har 14 naturvårdsarter varav 14 rödlistade arter sina livsmiljöer och växtplatser.</w:t>
+        <w:t>I det avverkningsanmälda skogsområdet har 15 naturvårdsarter varav 15 rödlistade arter sina livsmiljöer och växtplatser.</w:t>
       </w:r>
     </w:p>
     <w:p>
@@ -1384,7 +1395,7 @@
     <w:r>
       <w:tab/>
       <w:tab/>
-      <w:t>2026-08-04</w:t>
+      <w:t>2026-08-05</w:t>
       <w:br/>
       <w:br/>
     </w:r>

--- a/klagomål/A 32004-2026 FSC-klagomål.docx
+++ b/klagomål/A 32004-2026 FSC-klagomål.docx
@@ -178,7 +178,7 @@
       <w:r>
         <w:drawing>
           <wp:inline xmlns:a="http://schemas.openxmlformats.org/drawingml/2006/main" xmlns:pic="http://schemas.openxmlformats.org/drawingml/2006/picture">
-            <wp:extent cx="5321674" cy="5724000"/>
+            <wp:extent cx="5208518" cy="5724000"/>
             <wp:docPr id="1" name="Picture 1"/>
             <wp:cNvGraphicFramePr>
               <a:graphicFrameLocks noChangeAspect="1"/>
@@ -199,7 +199,7 @@
                   <pic:spPr>
                     <a:xfrm>
                       <a:off x="0" y="0"/>
-                      <a:ext cx="5321674" cy="5724000"/>
+                      <a:ext cx="5208518" cy="5724000"/>
                     </a:xfrm>
                     <a:prstGeom prst="rect"/>
                   </pic:spPr>
@@ -221,7 +221,7 @@
     </w:p>
     <w:p>
       <w:r>
-        <w:t>I och inom 19 meter från avverkningsanmälan finns fynd av 15 naturvårdsarter, varav 15 är rödlistade, 3 är fridlysta och 8 är typiska (T): garnlav (VU, T), gräddporing (VU, T), Lecidea subhumida (VU), blanksvart spiklav (NT), blågrå svartspik (NT), dvärgbägarlav (NT, T), lavskrika (NT, T, §4), nordtagging (NT), talltagel (NT, T), talltita (NT, §4), tretåig hackspett (NT, T, §4), ullticka (NT, T), vaddporing (NT), vedflamlav (NT) och vedskivlav (NT, T). Se Figur 1.</w:t>
+        <w:t>I och inom 19 meter från avverkningsanmälan finns fynd av 14 naturvårdsarter, varav 14 är rödlistade, 3 är fridlysta och 7 är typiska (T): garnlav (VU, T), Lecidea subhumida (VU), blanksvart spiklav (NT), blågrå svartspik (NT), dvärgbägarlav (NT, T), lavskrika (NT, T, §4), nordtagging (NT), talltagel (NT, T), talltita (NT, §4), tretåig hackspett (NT, T, §4), ullticka (NT, T), vaddporing (NT), vedflamlav (NT) och vedskivlav (NT, T). Se Figur 1.</w:t>
       </w:r>
     </w:p>
     <w:p>
@@ -280,26 +280,6 @@
       <w:r>
         <w:rPr>
           <w:b/>
-        </w:rPr>
-        <w:t>Gräddporing (VU)</w:t>
-      </w:r>
-      <w:r>
-        <w:t xml:space="preserve"> växer nästan enbart i urskogsartad barrskog på gamla, kraftigt murkna, grova och mossbelupna tallågor i något fuktiga och skuggiga lägen. Arten är placerad högst upp i Skogsstyrelsens värdepyramid för bedömning av skog med höga naturvärden och indikerar gamla och relativt orörda tallnaturskogar med höga naturvärden där det under låg tid kontinuerligt funnits inslag av grova tallågor. För att på sikt hejda artens vikande trend behöver merparten av gräddporingens nu kända växtplatser undantas från skogsbruk. Gräddporing är typisk art för </w:t>
-      </w:r>
-      <w:r>
-        <w:rPr>
-          <w:i/>
-        </w:rPr>
-        <w:t>9010 Taiga</w:t>
-      </w:r>
-      <w:r>
-        <w:t xml:space="preserve"> (SLU Artdatabanken, 2024; Nitare &amp; Skogsstyrelsen, 2019).</w:t>
-      </w:r>
-    </w:p>
-    <w:p>
-      <w:r>
-        <w:rPr>
-          <w:b/>
           <w:i/>
         </w:rPr>
         <w:t xml:space="preserve">Lecidea subhumida </w:t>
@@ -660,7 +640,7 @@
         <w:rPr>
           <w:i/>
         </w:rPr>
-        <w:t>I det avverkningsanmälda skogsområdet har 15 naturvårdsarter varav 15 rödlistade arter sina livsmiljöer och växtplatser.</w:t>
+        <w:t>I det avverkningsanmälda skogsområdet har 14 naturvårdsarter varav 14 rödlistade arter sina livsmiljöer och växtplatser.</w:t>
       </w:r>
     </w:p>
     <w:p>
@@ -1395,7 +1375,7 @@
     <w:r>
       <w:tab/>
       <w:tab/>
-      <w:t>2026-08-05</w:t>
+      <w:t>2026-08-07</w:t>
       <w:br/>
       <w:br/>
     </w:r>

--- a/klagomål/A 32004-2026 FSC-klagomål.docx
+++ b/klagomål/A 32004-2026 FSC-klagomål.docx
@@ -1375,7 +1375,7 @@
     <w:r>
       <w:tab/>
       <w:tab/>
-      <w:t>2026-08-07</w:t>
+      <w:t>2026-08-08</w:t>
       <w:br/>
       <w:br/>
     </w:r>

--- a/klagomål/A 32004-2026 FSC-klagomål.docx
+++ b/klagomål/A 32004-2026 FSC-klagomål.docx
@@ -163,7 +163,7 @@
         <w:pStyle w:val="Title"/>
       </w:pPr>
       <w:r>
-        <w:t>Inledande FSC- /PEFC-klagomål – information om höga naturvärden i avverkningsanmälan A 32004-2026 i Arvidsjaurs kommun</w:t>
+        <w:t>Inledande FSC- /PEFC-klagomål – information om höga naturvärden och fridlysta arter i avverkningsanmälan A 32004-2026 i Arvidsjaurs kommun</w:t>
       </w:r>
     </w:p>
     <w:p>
@@ -178,7 +178,7 @@
       <w:r>
         <w:drawing>
           <wp:inline xmlns:a="http://schemas.openxmlformats.org/drawingml/2006/main" xmlns:pic="http://schemas.openxmlformats.org/drawingml/2006/picture">
-            <wp:extent cx="5486400" cy="5656082"/>
+            <wp:extent cx="5208518" cy="5724000"/>
             <wp:docPr id="1" name="Picture 1"/>
             <wp:cNvGraphicFramePr>
               <a:graphicFrameLocks noChangeAspect="1"/>
@@ -199,7 +199,7 @@
                   <pic:spPr>
                     <a:xfrm>
                       <a:off x="0" y="0"/>
-                      <a:ext cx="5486400" cy="5656082"/>
+                      <a:ext cx="5208518" cy="5724000"/>
                     </a:xfrm>
                     <a:prstGeom prst="rect"/>
                   </pic:spPr>
@@ -216,12 +216,12 @@
         <w:spacing w:after="240"/>
       </w:pPr>
       <w:r>
-        <w:t>Figur 1. Fyndplatser för naturvårdsarter i avverkningsanmälan. Markörer utan svart kant är placerade på fyndplatsen. Markörer med svart kant är placerade vid sidan av fyndplatsen har ett svart streck som visar fyndplatsens exakta position. Kartans mittpunktskoordinat är N 7322029, E 679636 i SWEREF 99 TM.</w:t>
+        <w:t>Figur 1. Fyndplatser för naturvårdsarter i och inom 19 meter från avverkningsanmälan. Markörer utan svart kant är placerade på fyndplatsen. Markörer med svart kant är placerade vid sidan av fyndplatsen och har ett svart streck som visar fyndplatsens exakta position. Kartans mittpunktskoordinat är N 7322029, E 679636 i SWEREF 99 TM.</w:t>
       </w:r>
     </w:p>
     <w:p>
       <w:r>
-        <w:t>I avverkningsanmälan finns fynd av 1 naturvårdsarter, varav 1 är rödlistad och 1 är typisk (T): dvärgbägarlav (NT, T). Se Figur 1.</w:t>
+        <w:t>I och inom 19 meter från avverkningsanmälan finns fynd av 14 naturvårdsarter, varav 14 är rödlistade, 3 är fridlysta och 7 är typiska (T): garnlav (VU, T), Lecidea subhumida (VU), blanksvart spiklav (NT), blågrå svartspik (NT), dvärgbägarlav (NT, T), lavskrika (NT, T, §4), nordtagging (NT), talltagel (NT, T), talltita (NT, §4), tretåig hackspett (NT, T, §4), ullticka (NT, T), vaddporing (NT), vedflamlav (NT) och vedskivlav (NT, T). Se Figur 1.</w:t>
       </w:r>
     </w:p>
     <w:p>
@@ -244,7 +244,76 @@
     </w:p>
     <w:p>
       <w:r>
-        <w:t>Nedan följer beskrivningar av de naturvårdsarter och fridlysta arter som har sina livsmiljöer och växtplatser i den avverkningsanmälda skogen. De påträffade naturvårdsarterna är ett tydligt kvitto på att det rör sig om en skog med höga naturvärden.</w:t>
+        <w:t>Nedan följer beskrivningar av de naturvårdsarter och fridlysta arter som har sina livsmiljöer och växtplatser i den avverkningsanmälda skogen. Se även ytterligare artfakta i BILAGA 1. De påträffade naturvårdsarterna är ett tydligt kvitto på att det rör sig om en skog med höga naturvärden.</w:t>
+      </w:r>
+    </w:p>
+    <w:p>
+      <w:r>
+        <w:rPr>
+          <w:b/>
+        </w:rPr>
+        <w:t>Garnlav (VU)</w:t>
+      </w:r>
+      <w:r>
+        <w:t xml:space="preserve"> är en utpräglad barrskogsart som ibland kan drapera träden i norrländska grannaturskogar med hög luftfuktighet. Den förekommer även i talldominerade bestånd där den, förutom i trädens grenverk, påträffas hängande över ojämnheter i tallbarken. Arten har minskat starkt i södra och mellersta Sverige och den minskar även i sitt nordliga utbredningsområde. Minskningstakten uppgår till 30 (20–50) % inom 50 år och överstiger gränsvärdet för Sårbar (VU). Orsaken till tillbakagången beror främst på slutavverkningar av naturskogsartade skogar. Bestånd med riklig förekomst bör regelmässigt sparas, vilket även gynnar flera andra sällsynta och rödlistade arter. Garnlav är värdväxt för den mycket sällsynta och akut hotade fjärilen barrskogslavfly (CR) som hör hemma i boreala barrskogar med riklig förekomst av värdväxten. Tidigare kunde arten konstateras årligen på flera platser vid Dala-Floda i Dalarna innan lokalerna kalavverkades. Senaste fyndet i landet av barrskogslavfly är från år 2000 då den påträffades vid Högberget i Sollefteå kommun. Garnlav är typisk art för </w:t>
+      </w:r>
+      <w:r>
+        <w:rPr>
+          <w:i/>
+        </w:rPr>
+        <w:t xml:space="preserve">9010 Taiga </w:t>
+      </w:r>
+      <w:r>
+        <w:t>och</w:t>
+      </w:r>
+      <w:r>
+        <w:rPr>
+          <w:i/>
+        </w:rPr>
+        <w:t xml:space="preserve"> 9070 Trädklädd betesmark</w:t>
+      </w:r>
+      <w:r>
+        <w:t xml:space="preserve"> (SLU Artdatabanken, 2026).</w:t>
+      </w:r>
+    </w:p>
+    <w:p>
+      <w:r>
+        <w:rPr>
+          <w:b/>
+          <w:i/>
+        </w:rPr>
+        <w:t xml:space="preserve">Lecidea subhumida </w:t>
+      </w:r>
+      <w:r>
+        <w:rPr>
+          <w:b/>
+        </w:rPr>
+        <w:t>(VU)</w:t>
+      </w:r>
+      <w:r>
+        <w:t xml:space="preserve"> är en skivlav som växer på ved (grenar, stam) av gamla tallar i subalpin skog. Arten påverkas negativt av brist på kontinuitetsskog och en minskning av populationen pågår eller förväntas ske. Antalet individer bedöms vara lägre än gränsvärdet för sårbar (VU) (SLU Artdatabanken, 2026).</w:t>
+      </w:r>
+    </w:p>
+    <w:p>
+      <w:r>
+        <w:rPr>
+          <w:b/>
+        </w:rPr>
+        <w:t>Blanksvart spiklav (NT)</w:t>
+      </w:r>
+      <w:r>
+        <w:t xml:space="preserve"> förekommer på torr, hård, gammal kärnved men även på äldre ytved av tall i naturskogsartade bestånd med begränsad brandpåverkan och ostörd hydrologi. Skogsbruksåtgärder på eller i närheten av lokaler med blanksvart spiklav utgör ett hot. Naturskogsartade öppna tall- och barrblandskogar med blanksvart spiklav indikerar höga biologiska värden och bör bevaras (SLU Artdatabanken, 2024).</w:t>
+      </w:r>
+    </w:p>
+    <w:p>
+      <w:r>
+        <w:rPr>
+          <w:b/>
+        </w:rPr>
+        <w:t>Blågrå svartspik (NT)</w:t>
+      </w:r>
+      <w:r>
+        <w:t xml:space="preserve"> växer på torr, hård ved av gamla, solbelysta torrakor, högstubbar av tall och grova döda grenar på levande tallar i öppna bestånd av naturskogskaraktär. Nästan alltid rör det sig om tjärrika torrträd och högstubbar (töreved, keloträd) som kan vara en bra bit över hundra år, i vissa fall sannolikt hundratals år gamla. Skogsbruk är idag det allvarligaste hotet. Ett långsiktigt hot är att nybildningen av gamla torrakor och högstubbar är en långsam process vilken ofta är beroende av skogsbrand. Nytt substrat bildas numera sannolikt nästan inte alls då antalet naturliga skogsbränder har minskat drastiskt på grund av effektivare brandbekämpning. Döda träd som lämnas efter avverkning är inte lämpliga för arten, eftersom dessa träd inte varit utsatta för skogsbrand och bildat tjärrik ved. Skogsbruksåtgärder på eller i närheten av växtplatserna bör undvikas. Naturskogsartade skogar med förekomst av arten indikerar höga biologiska värden och bör bevaras. Blågrå svartspik har en mycket begränsad utbredning utanför de nordiska länderna varför dessa länder har ett speciellt ansvar för arten (SLU Artdatabanken, 2024).</w:t>
       </w:r>
     </w:p>
     <w:p>
@@ -265,6 +334,204 @@
       </w:r>
       <w:r>
         <w:t xml:space="preserve"> (SLU Artdatabanken, 2024; Nitare &amp; Skogsstyrelsen, 2019).</w:t>
+      </w:r>
+    </w:p>
+    <w:p>
+      <w:r>
+        <w:rPr>
+          <w:b/>
+        </w:rPr>
+        <w:t>Lavskrika (NT, §4)</w:t>
+      </w:r>
+      <w:r>
+        <w:t xml:space="preserve"> är rödlistad som nära hotad och fridlyst enligt 4§ artskyddsförordningen. Den har minskat med 20 (10–30) % under de senaste 15 åren och minskningstakten bedöms vara nära gränsvärdet för sårbar (VU). Lavskrikan är en mycket stationär fågel, som häckar i äldre, slutna och hänglavsrika barrskogar. Nyckelfaktorer är flerskiktad skog med rik undervegetation samt riklig förekomst av hänglavar. Reviren är livslånga med hemområden som varierar mellan 50 och 150 ha. Inom ett revir av hög kvalitet finns det som regel ett eller flera kärnområden (1–20 ha) med relativt tät flerskiktad granskog. Arten missgynnas när flerskiktad skog omförs till enskiktade bestånd och även röjning och hård gallring är starkt negativt. Lavskrikan har relativt stora hemområden och försvinner när den äldre skogen fragmenteras, särskilt allvarligt är när kärnområdena avverkas. Den försvinner successivt framför allt vid dess utbredningsgränser och populationen har minskat kontinuerligt under 2000-talet. Lavskrika är typisk art för </w:t>
+      </w:r>
+      <w:r>
+        <w:rPr>
+          <w:i/>
+        </w:rPr>
+        <w:t>9010 Taiga</w:t>
+      </w:r>
+      <w:r>
+        <w:t xml:space="preserve"> (SLU Artdatabanken, 2026; Skogsstyrelsen 2016).</w:t>
+      </w:r>
+    </w:p>
+    <w:p>
+      <w:r>
+        <w:rPr>
+          <w:b/>
+        </w:rPr>
+        <w:t>Nordtagging (NT)</w:t>
+      </w:r>
+      <w:r>
+        <w:t xml:space="preserve"> växer främst på tallågor av grövre dimensioner och påträffas huvudsakligen i äldre skog som inte kalavverkats. Nordtaggingen missgynnas av att områden med äldre tallskog har minskat starkt. Bekämpning av skogsbränder, samtidigt som skogsbruket omvandlar naturligt glesa tallbestånd till likartade och betydligt tätare bestånd, har missgynnat arten. Bristen på gamla tallågor utgör på sikt ett allvarligt hot och återskapandet av lämpliga biotoper tar mycket lång tid. Områden med olikåldriga bestånd av tall och med stort inslag av äldre träd bör undantas från skoglig produktion (SLU Artdatabanken, 2024).</w:t>
+      </w:r>
+    </w:p>
+    <w:p>
+      <w:r>
+        <w:rPr>
+          <w:b/>
+        </w:rPr>
+        <w:t>Talltagel (NT)</w:t>
+      </w:r>
+      <w:r>
+        <w:t xml:space="preserve"> är en boreal art som förekommer på tall i äldre, öppna tallskogar. Den påverkas negativt av brist på kontinuitetsskog och minskningstakten bedöms vara nära gränsvärdet för Sårbar (VU). Talltagel är typisk art för </w:t>
+      </w:r>
+      <w:r>
+        <w:rPr>
+          <w:i/>
+        </w:rPr>
+        <w:t>9010 Taiga</w:t>
+      </w:r>
+      <w:r>
+        <w:t xml:space="preserve"> (SLU Artdatabanken, 2026).</w:t>
+      </w:r>
+    </w:p>
+    <w:p>
+      <w:r>
+        <w:rPr>
+          <w:b/>
+        </w:rPr>
+        <w:t>Talltita (NT, §4)</w:t>
+      </w:r>
+      <w:r>
+        <w:t>, rödlistad som nära hotad och prioriterad art i Skogsvårdslagen, har häckningsrevir i anmälan. Arten har minskat kraftigt de senaste 30 åren och minskningstakten innevarande 10-årsperiod beräknas till 20 (10–30) %. Talltitan är synnerligen trogen sitt cirka 15 hektar stora revir och är beroende av flerskiktade olikåldriga skogar för att kunna föda upp sina ungar. Talltitan försvinner om dess livsmiljö kalavverkas (Eggers &amp; Low, 2014; Ekman, 1979; Griesser et al, 2007; Klein, 2020; Siffczyk et al, 2003; SLU Artdatabanken, 2021).</w:t>
+      </w:r>
+    </w:p>
+    <w:p>
+      <w:r>
+        <w:rPr>
+          <w:b/>
+        </w:rPr>
+        <w:t>Tretåig hackspett (NT, §4)</w:t>
+      </w:r>
+      <w:r>
+        <w:t xml:space="preserve"> är rödlistad som nära hotad och ingår i bilaga 1 i EU:s fågeldirektiv. Tretåig hackspett är för sin överlevnad beroende av kontinuerlig tillförsel av äldre döende och död ved, som sker genom naturliga självgallringsprocesser i äldre grannaturskogar och barrblandade naturskogar. Om en skog genom skogsbruk gallras eller glesas ur så upphör och uteblir i stort sett den naturliga självgallringsprocessen för mycket lång tid framöver vilket omöjliggör upprätthållandet av den kontinuerliga ekologiska funktionen i ett område. Det finns studier som visar att naturskogens självgallringsprocess som den tretåiga hackspetten är beroende av, inte kan ersättas med efterlämnad hänsyn i skogsbruket (Imbeau &amp; Desrochers, 2002). Storleken på häckningsreviret varierar med skogstypen, förekomsten av död ved och graden av fragmentering, men är i allmänhet i storleksordningen 25–100 hektar. Vintertid krävs ofta betydligt större områden och det finns studier som antyder att arten behöver minst 100 hektar äldre skog. I områden med låg bonitet kan det behövas över 200 hektar lämpligt habitat för att ett par ska kunna reproducera sig. Områden med dokumenterad permanent förekomst i naturskogsmiljöer har vanligen så stora naturvärden att skogsbruk är olämpligt. Tretåig hackspett är typisk art för </w:t>
+      </w:r>
+      <w:r>
+        <w:rPr>
+          <w:i/>
+        </w:rPr>
+        <w:t xml:space="preserve">9010 Taiga, 9740 Skogsbevuxen myr, 9030 Landhöjningsskog </w:t>
+      </w:r>
+      <w:r>
+        <w:t xml:space="preserve">och </w:t>
+      </w:r>
+      <w:r>
+        <w:rPr>
+          <w:i/>
+        </w:rPr>
+        <w:t>9040 Fjällbjörkskog</w:t>
+      </w:r>
+      <w:r>
+        <w:t xml:space="preserve"> (Skogsstyrelsen, 2016; SLU Artdatabanken, 2024).</w:t>
+      </w:r>
+    </w:p>
+    <w:p>
+      <w:r>
+        <w:rPr>
+          <w:b/>
+        </w:rPr>
+        <w:t>Ullticka (NT)</w:t>
+      </w:r>
+      <w:r>
+        <w:t xml:space="preserve"> är knuten till restbestånd av barrnaturskog och förekommer med ett tydligt optimum i orörda eller måttligt påverkade gamla granskogar där det föreligger viss kontinuitet av grov död ved. Ullticka är en bra signalart inom hela sitt utbredningsområde och i södra Sverige är den sällsynt och en god signalart för skyddsvärda granskogsmiljöer. Den hotas av avverkning och fragmentering av naturskog och äldre granskog med lång trädkontinuitet. På ullticka kan ibland ulltickeporing (VU) påträffas - det är en sällsynt ticka som nyligen delats upp i de tre olika arterna ulltickeporing </w:t>
+      </w:r>
+      <w:r>
+        <w:rPr>
+          <w:i/>
+        </w:rPr>
+        <w:t xml:space="preserve">Skeletocutis brevispora </w:t>
+      </w:r>
+      <w:r>
+        <w:t>(VU)</w:t>
+      </w:r>
+      <w:r>
+        <w:rPr>
+          <w:i/>
+        </w:rPr>
+        <w:t>, Skeletocutis delicata</w:t>
+      </w:r>
+      <w:r>
+        <w:t xml:space="preserve"> (VU)</w:t>
+      </w:r>
+      <w:r>
+        <w:rPr>
+          <w:i/>
+        </w:rPr>
+        <w:t xml:space="preserve"> och Skeletocutis exilis</w:t>
+      </w:r>
+      <w:r>
+        <w:t xml:space="preserve"> (NT). Ullticka är typisk art för </w:t>
+      </w:r>
+      <w:r>
+        <w:rPr>
+          <w:i/>
+        </w:rPr>
+        <w:t xml:space="preserve">9010 Taiga, 9050 Näringsrik granskog </w:t>
+      </w:r>
+      <w:r>
+        <w:t xml:space="preserve">och </w:t>
+      </w:r>
+      <w:r>
+        <w:rPr>
+          <w:i/>
+        </w:rPr>
+        <w:t>9030 Landhöjningsskog</w:t>
+      </w:r>
+      <w:r>
+        <w:t xml:space="preserve"> (SLU Artdatabanken, 2026; Nitare &amp; Skogsstyrelsen, 2019; Miettinen &amp; Niemelä, 2018).</w:t>
+      </w:r>
+    </w:p>
+    <w:p>
+      <w:r>
+        <w:rPr>
+          <w:b/>
+        </w:rPr>
+        <w:t xml:space="preserve">Vaddporing (NT) </w:t>
+      </w:r>
+      <w:r>
+        <w:t>är en brunrötande vednedbrytare som hittas på undersidan av liggande murken tallved i olika former. Substratet utgörs framför allt av den typ av hård, kådimpregnerad och ofta kolad tallved som skapas i brandpräglad skog. Vedtypen nybildas i mycket liten omfattning och det är sannolikt att arten upplever en utdöendeskuld. För att garantera artens fortlevnad bör man både säkra att artens växtplatser hålls intakta samt att långsiktigt säkerställa att ny ved tillkommer, allra helst i omedelbar anslutning till artens växtplatser. Skoglig gallring och annat uttag av virke innebär ett hot mot arten (SLU Artdatabanken, 2024).</w:t>
+      </w:r>
+    </w:p>
+    <w:p>
+      <w:r>
+        <w:rPr>
+          <w:b/>
+        </w:rPr>
+        <w:t>Vedflamlav (NT)</w:t>
+      </w:r>
+      <w:r>
+        <w:t xml:space="preserve"> växer på gammal hård och torr, exponerad kärnved av tall, främst på högstubbar i ljusöppna lägen, t.ex. vid och på myrar, sjökanter, i glesa hällmarkskogar och i brandpräglade tallnaturskogar. Substratet nyskapas i begränsad omfattning och arten är en utmärkt indikator på höga naturvärden i denna skogstyp. Tall- och barrblandskogar med naturskogskaraktär och spår av bränder har ofta höga biologiska värden och bör skyddas. På vedflamlavens bål kan den sällsynta spiklaven/parasiten </w:t>
+      </w:r>
+      <w:r>
+        <w:rPr>
+          <w:i/>
+        </w:rPr>
+        <w:t>Calicium ramboldiicola</w:t>
+      </w:r>
+      <w:r>
+        <w:t xml:space="preserve"> (VU) påträffas (SLU Artdatabanken, 2026).</w:t>
+      </w:r>
+    </w:p>
+    <w:p>
+      <w:r>
+        <w:rPr>
+          <w:b/>
+        </w:rPr>
+        <w:t>Vedskivlav (NT)</w:t>
+      </w:r>
+      <w:r>
+        <w:t xml:space="preserve"> växer på gammal, torr, exponerad, hård kärnved av framförallt tall i naturskogsartade bestånd. Avverkning av tallskog av naturskogskaraktär med spår av återkommande bränder är ett hot. Mängden lämplig ved att växa på för vedskivlav minskar, dels på grund av naturlig nedbrytning men framförallt på grund av att de förstörs i samband med slutavverkningar, gallringar och markberedning. Tall- och blandbarrskogar av naturskogskaraktär med spår av återkommande bränder bör skyddas. Vedskivlav är typisk art för </w:t>
+      </w:r>
+      <w:r>
+        <w:rPr>
+          <w:i/>
+        </w:rPr>
+        <w:t>9010 Taiga</w:t>
+      </w:r>
+      <w:r>
+        <w:t xml:space="preserve"> (SLU Artdatabanken, 2024).</w:t>
       </w:r>
     </w:p>
     <w:p>
@@ -319,6 +586,22 @@
       <w:r>
         <w:t>I den avverkningsanmälda skogen har fridlysta arter sina livsmiljöer och växtplatser. Att skada de fridlysta arternas livsmiljöer, växtplatser eller ekologiska funktion är inte tillåtet enligt artskyddsförordningen.</w:t>
       </w:r>
+      <w:r>
+        <w:rPr>
+          <w:i/>
+        </w:rPr>
+        <w:t xml:space="preserve"> EU:s medlemsländer och skogsbolag är skyldiga att agera i enlighet med EU:s fågeldirektiv där det uttryckligen står att direktivet gäller för fåglar samt för deras ägg, bon och </w:t>
+      </w:r>
+      <w:r>
+        <w:rPr>
+          <w:b/>
+          <w:i/>
+        </w:rPr>
+        <w:t xml:space="preserve">livsmiljöer </w:t>
+      </w:r>
+      <w:r>
+        <w:t>(artikel 1). Vidare att de åtgärder som vidtas inte får leda till en försämring av den nuvarande situationen beträffande bevarandet av de fågelarter som avses i artikel 1 (artikel 13).</w:t>
+      </w:r>
     </w:p>
     <w:p>
       <w:r>
@@ -357,7 +640,7 @@
         <w:rPr>
           <w:i/>
         </w:rPr>
-        <w:t>I det avverkningsanmälda skogsområdet har 1 naturvårdsarter varav 1 rödlistade arter sina livsmiljöer och växtplatser.</w:t>
+        <w:t>I det avverkningsanmälda skogsområdet har 14 naturvårdsarter varav 14 rödlistade arter sina livsmiljöer och växtplatser.</w:t>
       </w:r>
     </w:p>
     <w:p>
@@ -542,6 +825,426 @@
           <w:i/>
         </w:rPr>
         <w:t>I den avverkningsanmälda skogen har fridlysta arter sina livsmiljöer och växtplatser. Att skada de fridlysta arternas livsmiljöer, växtplatser eller ekologiska funktion är inte tillåtet enligt artskyddsförordningen</w:t>
+      </w:r>
+    </w:p>
+    <w:p>
+      <w:r>
+        <w:br w:type="page"/>
+      </w:r>
+    </w:p>
+    <w:p>
+      <w:pPr>
+        <w:pStyle w:val="Title"/>
+      </w:pPr>
+      <w:r>
+        <w:t>BILAGA 1 – Fridlysta arter</w:t>
+      </w:r>
+    </w:p>
+    <w:p>
+      <w:pPr>
+        <w:pStyle w:val="Heading1"/>
+      </w:pPr>
+      <w:r>
+        <w:t>Lavskrika – ekologi samt krav på livsmiljön</w:t>
+      </w:r>
+    </w:p>
+    <w:p>
+      <w:r>
+        <w:t>Lavskrika är rödlistad som nära hotad (NT), fridlyst enligt 4 § artskyddsförordningen (2007:845) och ingår i förteckningen över prioriterade arter i Skogsstyrelsens föreskrifter och allmänna råd (SKSFS 2011:7) bilaga 4. Lavskrikan är en mycket stationär fågel, som häckar i äldre, slutna och hänglavsrika barrskogar. Nyckelfaktorer är flerskiktad skog med rik undervegetation samt riklig förekomst av hänglavar (SLU Artdatabanken, 2026).</w:t>
+      </w:r>
+    </w:p>
+    <w:p>
+      <w:r>
+        <w:t xml:space="preserve">I Skogsstyrelsens vägledning för hänsyn till fåglar står bland annat att: </w:t>
+      </w:r>
+      <w:r>
+        <w:rPr>
+          <w:i/>
+        </w:rPr>
+        <w:t>“Reviren är livslånga med hemområden som varierar mellan 50 och 150 ha. Hemområdena har inga fasta gränser utan det handlar mera om de yttre gränserna för familjegruppernas rörelser. Lavskrikan undviker att förflytta sig över stora öppna områden och hemområdesstorleken är därför större i områden fragmenterade av hyggen och yngre skog än i områden med i sammanhängande äldre skog. Det finns studier som antyder att det inom ett revir bör finnas maximalt 15 % öppna ytor och ungskog. Inom ett revir av hög kvalitet finns det som regel ett eller flera kärnområden (1–20 ha) med relativt tät flerskiktad granskog.”</w:t>
+      </w:r>
+      <w:r>
+        <w:t xml:space="preserve"> Vidare att: </w:t>
+      </w:r>
+      <w:r>
+        <w:rPr>
+          <w:i/>
+        </w:rPr>
+        <w:t>“Arten missgynnas när flerskiktad skog omförs till enskiktade bestånd. Även skogsskötsel med återkommande röjning och hård gallring är starkt negativt. Lavskrikan har relativt stora hemområden och försvinner när den äldre skogen fragmenteras, särskilt allvarligt är när kärnområdena avverkas.”</w:t>
+      </w:r>
+      <w:r>
+        <w:t xml:space="preserve"> (Skogsstyrelsen 2016).</w:t>
+      </w:r>
+    </w:p>
+    <w:p>
+      <w:r>
+        <w:t xml:space="preserve">Populationen har minskat med 20 (10–30) % under de senaste 15 åren och minskningstakten bedöms vara nära gränsvärdet för sårbar (VU). Arten försvinner successivt framför allt vid dess utbredningsgränser och populationen har minskat kontinuerligt under 2000-talet. Lavskrika är typisk art för </w:t>
+      </w:r>
+      <w:r>
+        <w:rPr>
+          <w:i/>
+        </w:rPr>
+        <w:t>9010 Taiga</w:t>
+      </w:r>
+      <w:r>
+        <w:t xml:space="preserve"> (SLU Artdatabanken, 2026).</w:t>
+      </w:r>
+    </w:p>
+    <w:p>
+      <w:pPr>
+        <w:pStyle w:val="Heading2"/>
+      </w:pPr>
+      <w:r>
+        <w:t>Referenser – lavskrika</w:t>
+      </w:r>
+    </w:p>
+    <w:p>
+      <w:r>
+        <w:t xml:space="preserve">Skogsstyrelsen, 2016. </w:t>
+      </w:r>
+      <w:r>
+        <w:rPr>
+          <w:i/>
+        </w:rPr>
+        <w:t xml:space="preserve">Vägledning för hänsyn till fåglar – lavskrika. </w:t>
+      </w:r>
+      <w:r>
+        <w:t>https://www.skogsstyrelsen.se/globalassets/lag-och-tillsyn/artskydd/vagledningar-for-hansyn-till-faglar/lavskrika-vagledning-hansyn.pdf</w:t>
+      </w:r>
+    </w:p>
+    <w:p>
+      <w:r>
+        <w:t xml:space="preserve">SLU Artdatabanken, 2026. </w:t>
+      </w:r>
+      <w:r>
+        <w:rPr>
+          <w:i/>
+        </w:rPr>
+        <w:t xml:space="preserve">Artfaktablad. Naturvård – artfakta. </w:t>
+      </w:r>
+      <w:r>
+        <w:t>SLU Artdatabanken, Uppsala</w:t>
+      </w:r>
+    </w:p>
+    <w:p>
+      <w:pPr>
+        <w:pStyle w:val="Heading1"/>
+      </w:pPr>
+      <w:r>
+        <w:t>Talltita – ekologi samt krav på livsmiljön</w:t>
+      </w:r>
+    </w:p>
+    <w:p>
+      <w:r>
+        <w:t>Talltita är rödlistad som NT, fridlyst och prioriterad art i Skogsvårdslagen. Den omfattas av EU:s fågeldirektiv. Arten har minskat kraftigt de senaste 30 åren och minskningstakten innevarande 10-årsperiod beräknas till 20 (10–30) % (SLU Artdatabanken, 2022).</w:t>
+      </w:r>
+    </w:p>
+    <w:p>
+      <w:r>
+        <w:t>Talltita föredrar större sammanhängande barrskogar, och finns såväl i tallskog som granskog och i lövblandad barrskog. Skogens struktur är viktig och ska helst vara flerskiktad med riklig underväxt av mindre granar, björk och andra lövträd och buskar. Tillgång på murknande högstubbar är särskilt viktig, eftersom talltitan helst själv hackar ut sitt bohål (SLU Artdatabanken, 2022).</w:t>
+      </w:r>
+    </w:p>
+    <w:p>
+      <w:r>
+        <w:t>Det finns flera studier som visar att talltita är känslig för gallring och inte överlever när dess livsmiljö kalavverkas (Eggers and Low, 2014; Griesser et al., 2007; Klein, 2020). Talltitans revir är förhållandevis stora, 10–20 hektar och arten missgynnas när skogen fragmenteras. Kalavverkning av större delar av reviret innebär att det överges (Artdatabanken, 2021).</w:t>
+      </w:r>
+    </w:p>
+    <w:p>
+      <w:r>
+        <w:t>Talltitan är synnerligen trogen sitt revir så länge paret lever och biotopen förblir intakt. Paret stannar i sitt revir året om. En förlust av ett revir har därför en stor inverkan på den lokala populationen och trakthyggesbruket anses vara orsak till den svenska populationens kraftiga minskning. Talltiteparets revirtrohet innebär att närhelst under året man observerar en adult talltita så ingår denna plats i reviret (Siffczyk et al., 2003; Ekman, 1979).</w:t>
+      </w:r>
+    </w:p>
+    <w:p>
+      <w:pPr>
+        <w:pStyle w:val="Heading2"/>
+      </w:pPr>
+      <w:r>
+        <w:t>Referenser – talltita</w:t>
+      </w:r>
+    </w:p>
+    <w:p>
+      <w:r>
+        <w:t xml:space="preserve">Eggers, S., Low, M., 2014. </w:t>
+      </w:r>
+      <w:r>
+        <w:rPr>
+          <w:i/>
+        </w:rPr>
+        <w:t xml:space="preserve">Differential demographic responses of sympatric Parids to vegetation management in boreal forest. </w:t>
+      </w:r>
+      <w:r>
+        <w:t>For. Ecol. Manage. 319, 169–175.</w:t>
+      </w:r>
+    </w:p>
+    <w:p>
+      <w:r>
+        <w:t xml:space="preserve">Ekman, J., 1979. </w:t>
+      </w:r>
+      <w:r>
+        <w:rPr>
+          <w:i/>
+        </w:rPr>
+        <w:t xml:space="preserve">Coherence, composition and territories of winter social groups of the Willow Tit Parus montanus and the Crested Tit P. cristatus. </w:t>
+      </w:r>
+      <w:r>
+        <w:t>Ornis Scandinavica, 10, pp 56–68</w:t>
+      </w:r>
+    </w:p>
+    <w:p>
+      <w:r>
+        <w:t xml:space="preserve">Griesser, M., Nystrand, M., Eggers, S., Ekman, J., 2007. </w:t>
+      </w:r>
+      <w:r>
+        <w:rPr>
+          <w:i/>
+        </w:rPr>
+        <w:t xml:space="preserve">Impact of forestry practices on fitness correlates and population productivity in an open-nesting bird species. </w:t>
+      </w:r>
+      <w:r>
+        <w:t>Conserv. Biol. 21, 767–774. https://doi.org/10.1111/j.1523- 1739.2007.00675.x</w:t>
+      </w:r>
+    </w:p>
+    <w:p>
+      <w:r>
+        <w:t xml:space="preserve">Klein, J., 2020. </w:t>
+      </w:r>
+      <w:r>
+        <w:rPr>
+          <w:i/>
+        </w:rPr>
+        <w:t xml:space="preserve">The forgotten forest – On thinning, retention, and biodiversity in the boreal forest. </w:t>
+      </w:r>
+      <w:r>
+        <w:t>Doctoral Thesis No. 2020:50</w:t>
+      </w:r>
+    </w:p>
+    <w:p>
+      <w:r>
+        <w:t xml:space="preserve">Siffczyk, C., Brotons, L., Kangas, K., Orell, M., 2003. </w:t>
+      </w:r>
+      <w:r>
+        <w:rPr>
+          <w:i/>
+        </w:rPr>
+        <w:t xml:space="preserve">Home range size of willow tits. </w:t>
+      </w:r>
+      <w:r>
+        <w:t>Oecologica, 136, 635–642 (2003)</w:t>
+      </w:r>
+    </w:p>
+    <w:p>
+      <w:r>
+        <w:t xml:space="preserve">SLU Artdatabanken, 2021. </w:t>
+      </w:r>
+      <w:r>
+        <w:rPr>
+          <w:i/>
+        </w:rPr>
+        <w:t xml:space="preserve">Artfaktablad. Naturvård – artfakta. </w:t>
+      </w:r>
+      <w:r>
+        <w:t>SLU Artdatabanken, Uppsala</w:t>
+      </w:r>
+    </w:p>
+    <w:p>
+      <w:pPr>
+        <w:pStyle w:val="Heading1"/>
+      </w:pPr>
+      <w:r>
+        <w:t>Tretåig hackspett – ekologi samt krav på livsmiljön</w:t>
+      </w:r>
+    </w:p>
+    <w:p>
+      <w:r>
+        <w:t xml:space="preserve">Tretåig hackspett (NT) är fridlyst enligt §4 Artskyddsförordningen och finns med som prioriterad art i Skogsstyrelsen vägledning för skogsbruket (bilaga 4 till SVL). I vägledningen står bland annat att: </w:t>
+      </w:r>
+      <w:r>
+        <w:rPr>
+          <w:i/>
+        </w:rPr>
+        <w:t xml:space="preserve">“Tretåig hackspett har stora arealkrav och höga krav på sin livsmiljö. Omdaningen av naturskogar till kulturskogar medför en förlust av viktiga miljöer, något som förstärks av ökad fragmentering till följd av avverkningar.” </w:t>
+      </w:r>
+      <w:r>
+        <w:t xml:space="preserve">Vidare att: </w:t>
+      </w:r>
+      <w:r>
+        <w:rPr>
+          <w:i/>
+        </w:rPr>
+        <w:t>“Områden med dokumenterad permanent förekomst i naturskogsmiljöer har vanligen så stora naturvärden att skogsbruk är olämpligt”</w:t>
+      </w:r>
+      <w:r>
+        <w:t xml:space="preserve"> (SLU Artdatabanken, 2024; Skogsstyrelsen, 2016)</w:t>
+      </w:r>
+      <w:r>
+        <w:rPr>
+          <w:i/>
+        </w:rPr>
+        <w:t>.</w:t>
+      </w:r>
+    </w:p>
+    <w:p>
+      <w:r>
+        <w:t>Tretåig hackspett är beroende av större sammanhängande naturskogar med kontinuerlig tillgång och nybildning av död ved och fragmentering av livsmiljöerna utgör ett stort hot mot arten (se exempelvis Stachura-Skierczynska et al., 2009; Wesolowski et al., 2005; Butler et al., 2004; Pakkala et al., 2002; Amcoff et al., 1996; Virkkala, 1991). Det finns studier som visar att naturskogens självgallringsprocess som den tretåiga hackspetten är beroende av, inte kan ersättas med efterlämnad hänsyn i skogsbruket (Imbeau &amp; Desrochers, 2002).</w:t>
+      </w:r>
+    </w:p>
+    <w:p>
+      <w:r>
+        <w:t>Permanenta revir av tretåig hackspett karaktäriseras ofta av artens typiska ringformigt ordnade hackmärken på framför allt gamla granar. För att säkerställa att inte revir av tretåig hackspett drabbas av avverkningsplanerna bör en inventering göras i området både under häckningstid och under vintern, då arten utnyttjar betydligt större områden än under sommarens häckningsrevir. Storleken på häckningsreviret varierar med skogstypen, förekomsten av död ved och graden av fragmentering, men är i allmänhet i storleksordningen 25–100 hektar (SLU Artdatabanken, 2024; Skogsstyrelsen, 2016).</w:t>
+      </w:r>
+    </w:p>
+    <w:p>
+      <w:r>
+        <w:t xml:space="preserve">Förutom fridlysning enligt §4 Artskyddsförordningen är tretåig hackspett även förtecknad i EU:s fågeldirektiv bilaga 1. Den är typisk art för </w:t>
+      </w:r>
+      <w:r>
+        <w:rPr>
+          <w:i/>
+        </w:rPr>
+        <w:t xml:space="preserve">9010 Taiga, 9740 Skogsbevuxen myr, 9030 Landhöjningsskog </w:t>
+      </w:r>
+      <w:r>
+        <w:t xml:space="preserve">och </w:t>
+      </w:r>
+      <w:r>
+        <w:rPr>
+          <w:i/>
+        </w:rPr>
+        <w:t>9040 Fjällbjörkskog</w:t>
+      </w:r>
+      <w:r>
+        <w:t xml:space="preserve"> samt ingår i Natura 2000 och är förtecknad i Bernkonventionen bilaga II (strikt skyddade djurarter) (SLU Artdatabanken, 2024; Skogsstyrelsen, 2016).</w:t>
+      </w:r>
+    </w:p>
+    <w:p>
+      <w:pPr>
+        <w:pStyle w:val="Heading2"/>
+      </w:pPr>
+      <w:r>
+        <w:t>Referenser – tretåig hackspett</w:t>
+      </w:r>
+    </w:p>
+    <w:p>
+      <w:r>
+        <w:t xml:space="preserve">Amcoff, M. &amp; Eriksson, P. 1996. </w:t>
+      </w:r>
+      <w:r>
+        <w:rPr>
+          <w:i/>
+        </w:rPr>
+        <w:t xml:space="preserve">Förekomst av tretåig hackspett Picoides tridactylus på bestånds- och landskapsnivå. </w:t>
+      </w:r>
+      <w:r>
+        <w:t>Ornis Svecica 6: 107–119.</w:t>
+      </w:r>
+    </w:p>
+    <w:p>
+      <w:r>
+        <w:t xml:space="preserve">Butler, R., Angelstam, P., Ekelund, P. &amp; Schlaeffer, R. 2004. </w:t>
+      </w:r>
+      <w:r>
+        <w:rPr>
+          <w:i/>
+        </w:rPr>
+        <w:t xml:space="preserve">Dead wood threshold values for the three-toed woodpecker presence in boreal and sub-Alpine forest. </w:t>
+      </w:r>
+      <w:r>
+        <w:t>Biological conservation 119(3): 305–318.</w:t>
+      </w:r>
+    </w:p>
+    <w:p>
+      <w:r>
+        <w:t xml:space="preserve">Imbeau, L. &amp; Desrochers, A. 2002. </w:t>
+      </w:r>
+      <w:r>
+        <w:rPr>
+          <w:i/>
+        </w:rPr>
+        <w:t xml:space="preserve">Foraging Ecology and Use of Drumming Trees by Three-Toed Woodpeckers. </w:t>
+      </w:r>
+      <w:r>
+        <w:t>The Journal of Wildlife Management. Vol. 66, No. 1 (Jan., 2002), pp. 222–231.</w:t>
+      </w:r>
+    </w:p>
+    <w:p>
+      <w:r>
+        <w:t xml:space="preserve">Pakkala, T., Hanski, I. &amp; Tomppo, E. 2002. </w:t>
+      </w:r>
+      <w:r>
+        <w:rPr>
+          <w:i/>
+        </w:rPr>
+        <w:t xml:space="preserve">Spatial ecology of the three-toed woodpecker in managed forest landscapes. </w:t>
+      </w:r>
+      <w:r>
+        <w:t>Silva Fennica 36(1): 279–288.</w:t>
+      </w:r>
+    </w:p>
+    <w:p>
+      <w:r>
+        <w:t xml:space="preserve">Skogsstyrelsen, 2016. </w:t>
+      </w:r>
+      <w:r>
+        <w:rPr>
+          <w:i/>
+        </w:rPr>
+        <w:t>Vägledning för hänsyn till fåglar – Tretåig hackspett.</w:t>
+      </w:r>
+    </w:p>
+    <w:p>
+      <w:r>
+        <w:t xml:space="preserve">SLU Artdatabanken, 2024. </w:t>
+      </w:r>
+      <w:r>
+        <w:rPr>
+          <w:i/>
+        </w:rPr>
+        <w:t xml:space="preserve">Artfaktablad. Naturvård – artfakta. </w:t>
+      </w:r>
+      <w:r>
+        <w:t>SLU Artdatabanken, Uppsala.</w:t>
+      </w:r>
+    </w:p>
+    <w:p>
+      <w:r>
+        <w:t xml:space="preserve">Stachura-Skierczynska, K., Tumiel, T. &amp; Skierczynski, M. 2009. </w:t>
+      </w:r>
+      <w:r>
+        <w:rPr>
+          <w:i/>
+        </w:rPr>
+        <w:t xml:space="preserve">Habitat prediction model for three-toed woodpecker and its implications for the conservation of biologically valuable forests. </w:t>
+      </w:r>
+      <w:r>
+        <w:t>Forest Ecology and Management 258(5): 697–703.</w:t>
+      </w:r>
+    </w:p>
+    <w:p>
+      <w:r>
+        <w:t xml:space="preserve">Virkkala, R. 1991. </w:t>
+      </w:r>
+      <w:r>
+        <w:rPr>
+          <w:i/>
+        </w:rPr>
+        <w:t xml:space="preserve">Population trends of forest birds in a Finnish Lapland landscape of large habitat blocks – Consequences of stochastic environmental variation or regional habitat alteration. </w:t>
+      </w:r>
+      <w:r>
+        <w:t>Biological conservation 56(2): 223–240.</w:t>
+      </w:r>
+    </w:p>
+    <w:p>
+      <w:r>
+        <w:t xml:space="preserve">Wesolowski, T., Czeszczewik, D. &amp; Rowinski, P. 2005. </w:t>
+      </w:r>
+      <w:r>
+        <w:rPr>
+          <w:i/>
+        </w:rPr>
+        <w:t xml:space="preserve">Effects of forest management on Three-toed Woodpecker Picoides tridactylus distribution in the Bialowieza Forest (NE Poland): conservation implications. </w:t>
+      </w:r>
+      <w:r>
+        <w:t>Acta Ornithologica 40(1): 53–60.</w:t>
       </w:r>
     </w:p>
     <w:sectPr>
@@ -672,7 +1375,7 @@
     <w:r>
       <w:tab/>
       <w:tab/>
-      <w:t>2026-08-14</w:t>
+      <w:t>2026-08-15</w:t>
       <w:br/>
       <w:br/>
     </w:r>

--- a/klagomål/A 32004-2026 FSC-klagomål.docx
+++ b/klagomål/A 32004-2026 FSC-klagomål.docx
@@ -1375,7 +1375,7 @@
     <w:r>
       <w:tab/>
       <w:tab/>
-      <w:t>2026-08-15</w:t>
+      <w:t>2026-08-16</w:t>
       <w:br/>
       <w:br/>
     </w:r>

--- a/klagomål/A 32004-2026 FSC-klagomål.docx
+++ b/klagomål/A 32004-2026 FSC-klagomål.docx
@@ -1375,7 +1375,7 @@
     <w:r>
       <w:tab/>
       <w:tab/>
-      <w:t>2026-08-16</w:t>
+      <w:t>2026-08-17</w:t>
       <w:br/>
       <w:br/>
     </w:r>

--- a/klagomål/A 32004-2026 FSC-klagomål.docx
+++ b/klagomål/A 32004-2026 FSC-klagomål.docx
@@ -178,7 +178,7 @@
       <w:r>
         <w:drawing>
           <wp:inline xmlns:a="http://schemas.openxmlformats.org/drawingml/2006/main" xmlns:pic="http://schemas.openxmlformats.org/drawingml/2006/picture">
-            <wp:extent cx="5208518" cy="5724000"/>
+            <wp:extent cx="5216674" cy="5724000"/>
             <wp:docPr id="1" name="Picture 1"/>
             <wp:cNvGraphicFramePr>
               <a:graphicFrameLocks noChangeAspect="1"/>
@@ -199,7 +199,7 @@
                   <pic:spPr>
                     <a:xfrm>
                       <a:off x="0" y="0"/>
-                      <a:ext cx="5208518" cy="5724000"/>
+                      <a:ext cx="5216674" cy="5724000"/>
                     </a:xfrm>
                     <a:prstGeom prst="rect"/>
                   </pic:spPr>
@@ -221,7 +221,7 @@
     </w:p>
     <w:p>
       <w:r>
-        <w:t>I och inom 19 meter från avverkningsanmälan finns fynd av 14 naturvårdsarter, varav 14 är rödlistade, 3 är fridlysta och 7 är typiska (T): garnlav (VU, T), Lecidea subhumida (VU), blanksvart spiklav (NT), blågrå svartspik (NT), dvärgbägarlav (NT, T), lavskrika (NT, T, §4), nordtagging (NT), talltagel (NT, T), talltita (NT, §4), tretåig hackspett (NT, T, §4), ullticka (NT, T), vaddporing (NT), vedflamlav (NT) och vedskivlav (NT, T). Se Figur 1.</w:t>
+        <w:t>I och inom 19 meter från avverkningsanmälan finns fynd av 16 naturvårdsarter, varav 16 är rödlistade, 3 är fridlysta och 9 är typiska (T): garnlav (VU, T), Lecidea subhumida (VU), blanksvart spiklav (NT), blågrå svartspik (NT), dvärgbägarlav (NT, T), knottrig blåslav (NT, T), lavskrika (NT, T, §4), nordtagging (NT), talltagel (NT, T), talltita (NT, §4), tretåig hackspett (NT, T, §4), ullticka (NT, T), vaddporing (NT), vedflamlav (NT), vedskivlav (NT, T) och violmussling (NT, T). Se Figur 1.</w:t>
       </w:r>
     </w:p>
     <w:p>
@@ -341,6 +341,37 @@
         <w:rPr>
           <w:b/>
         </w:rPr>
+        <w:t>Knottrig blåslav (NT)</w:t>
+      </w:r>
+      <w:r>
+        <w:t xml:space="preserve"> har sin huvudutbredning i gamla granskogar i det övre barrskogsbältet mot fjällen. Den signalerar alltid höga naturvärden och växer i skogar med lång kontinuitet, mest i opåverkade naturskogsbestånd. Arten överlever inte en slutavverkning (inklusive hänsyn) och den finns idag enbart i kontinuitetsskog. Lavens fortsatta förekomst bör säkerställas genom att lokaler med äldre barrskog skyddas. Knottrig blåslav är typisk art för </w:t>
+      </w:r>
+      <w:r>
+        <w:rPr>
+          <w:i/>
+        </w:rPr>
+        <w:t xml:space="preserve">9010 Taiga </w:t>
+      </w:r>
+      <w:r>
+        <w:t>och</w:t>
+      </w:r>
+      <w:r>
+        <w:rPr>
+          <w:i/>
+        </w:rPr>
+        <w:t xml:space="preserve"> 9040 Fjällbjörkskog</w:t>
+      </w:r>
+    </w:p>
+    <w:p>
+      <w:r>
+        <w:t>(SLU Artdatabanken, 2024; Nitare &amp; Skogsstyrelsen, 2019).</w:t>
+      </w:r>
+    </w:p>
+    <w:p>
+      <w:r>
+        <w:rPr>
+          <w:b/>
+        </w:rPr>
         <w:t>Lavskrika (NT, §4)</w:t>
       </w:r>
       <w:r>
@@ -532,6 +563,62 @@
       </w:r>
       <w:r>
         <w:t xml:space="preserve"> (SLU Artdatabanken, 2024).</w:t>
+      </w:r>
+    </w:p>
+    <w:p>
+      <w:r>
+        <w:rPr>
+          <w:b/>
+        </w:rPr>
+        <w:t>Violmussling (NT)</w:t>
+      </w:r>
+      <w:r>
+        <w:t xml:space="preserve"> växer på döda, oftast omkullfallna stammar av gran eller tall. De flesta fynden har gjorts i gammal, orörd skog och arten är en mycket god indikator på förekomst av lång skoglig kontinuitet. Platser som hyser stora bestånd av violmussling bör i första hand skyddas och undantas från skogsbruk. Flera sällsynta och mycket sällsynta tickor och skalbaggar är mer eller mindre starkt associerade med violtickor </w:t>
+      </w:r>
+      <w:r>
+        <w:rPr>
+          <w:i/>
+        </w:rPr>
+        <w:t>Trichaptum spp.</w:t>
+      </w:r>
+      <w:r>
+        <w:t xml:space="preserve"> och död ved som först rötats av någon </w:t>
+      </w:r>
+      <w:r>
+        <w:rPr>
+          <w:i/>
+        </w:rPr>
+        <w:t>Trichaptum-art</w:t>
+      </w:r>
+      <w:r>
+        <w:t>. Bland dessa kan nämnas gul mjukporing (CR), lämmelporing (CR), kilporing (VU), parasitporing (VU), gropig brunbagge (NT), gulbandad brunbagge</w:t>
+      </w:r>
+      <w:r>
+        <w:rPr>
+          <w:i/>
+        </w:rPr>
+        <w:t xml:space="preserve"> </w:t>
+      </w:r>
+      <w:r>
+        <w:t>(NT) och brunkantad brunbagge</w:t>
+      </w:r>
+      <w:r>
+        <w:rPr>
+          <w:i/>
+        </w:rPr>
+        <w:t xml:space="preserve"> </w:t>
+      </w:r>
+      <w:r>
+        <w:t xml:space="preserve">(DD). Violmussling är typisk art för </w:t>
+      </w:r>
+      <w:r>
+        <w:rPr>
+          <w:i/>
+        </w:rPr>
+        <w:t>9010 Taiga</w:t>
+      </w:r>
+      <w:r>
+        <w:t xml:space="preserve"> (SLU Artdatabanken, 2026; Nitare &amp; Skogsstyrelsen, 2019).</w:t>
       </w:r>
     </w:p>
     <w:p>
@@ -640,7 +727,7 @@
         <w:rPr>
           <w:i/>
         </w:rPr>
-        <w:t>I det avverkningsanmälda skogsområdet har 14 naturvårdsarter varav 14 rödlistade arter sina livsmiljöer och växtplatser.</w:t>
+        <w:t>I det avverkningsanmälda skogsområdet har 16 naturvårdsarter varav 16 rödlistade arter sina livsmiljöer och växtplatser.</w:t>
       </w:r>
     </w:p>
     <w:p>
@@ -1375,7 +1462,7 @@
     <w:r>
       <w:tab/>
       <w:tab/>
-      <w:t>2026-08-17</w:t>
+      <w:t>2026-08-18</w:t>
       <w:br/>
       <w:br/>
     </w:r>

--- a/klagomål/A 32004-2026 FSC-klagomål.docx
+++ b/klagomål/A 32004-2026 FSC-klagomål.docx
@@ -1462,7 +1462,7 @@
     <w:r>
       <w:tab/>
       <w:tab/>
-      <w:t>2026-08-18</w:t>
+      <w:t>2026-08-19</w:t>
       <w:br/>
       <w:br/>
     </w:r>

--- a/klagomål/A 32004-2026 FSC-klagomål.docx
+++ b/klagomål/A 32004-2026 FSC-klagomål.docx
@@ -1462,7 +1462,7 @@
     <w:r>
       <w:tab/>
       <w:tab/>
-      <w:t>2026-08-19</w:t>
+      <w:t>2026-08-20</w:t>
       <w:br/>
       <w:br/>
     </w:r>

--- a/klagomål/A 32004-2026 FSC-klagomål.docx
+++ b/klagomål/A 32004-2026 FSC-klagomål.docx
@@ -1462,7 +1462,7 @@
     <w:r>
       <w:tab/>
       <w:tab/>
-      <w:t>2026-08-20</w:t>
+      <w:t>2026-08-21</w:t>
       <w:br/>
       <w:br/>
     </w:r>

--- a/klagomål/A 32004-2026 FSC-klagomål.docx
+++ b/klagomål/A 32004-2026 FSC-klagomål.docx
@@ -1462,7 +1462,7 @@
     <w:r>
       <w:tab/>
       <w:tab/>
-      <w:t>2026-08-21</w:t>
+      <w:t>2026-08-22</w:t>
       <w:br/>
       <w:br/>
     </w:r>

--- a/klagomål/A 32004-2026 FSC-klagomål.docx
+++ b/klagomål/A 32004-2026 FSC-klagomål.docx
@@ -1462,7 +1462,7 @@
     <w:r>
       <w:tab/>
       <w:tab/>
-      <w:t>2026-08-22</w:t>
+      <w:t>2026-08-23</w:t>
       <w:br/>
       <w:br/>
     </w:r>

--- a/klagomål/A 32004-2026 FSC-klagomål.docx
+++ b/klagomål/A 32004-2026 FSC-klagomål.docx
@@ -1462,7 +1462,7 @@
     <w:r>
       <w:tab/>
       <w:tab/>
-      <w:t>2026-08-23</w:t>
+      <w:t>2026-08-24</w:t>
       <w:br/>
       <w:br/>
     </w:r>

--- a/klagomål/A 32004-2026 FSC-klagomål.docx
+++ b/klagomål/A 32004-2026 FSC-klagomål.docx
@@ -1462,7 +1462,7 @@
     <w:r>
       <w:tab/>
       <w:tab/>
-      <w:t>2026-08-24</w:t>
+      <w:t>2026-08-25</w:t>
       <w:br/>
       <w:br/>
     </w:r>

--- a/klagomål/A 32004-2026 FSC-klagomål.docx
+++ b/klagomål/A 32004-2026 FSC-klagomål.docx
@@ -1462,7 +1462,7 @@
     <w:r>
       <w:tab/>
       <w:tab/>
-      <w:t>2026-08-25</w:t>
+      <w:t>2026-08-26</w:t>
       <w:br/>
       <w:br/>
     </w:r>

--- a/klagomål/A 32004-2026 FSC-klagomål.docx
+++ b/klagomål/A 32004-2026 FSC-klagomål.docx
@@ -178,7 +178,7 @@
       <w:r>
         <w:drawing>
           <wp:inline xmlns:a="http://schemas.openxmlformats.org/drawingml/2006/main" xmlns:pic="http://schemas.openxmlformats.org/drawingml/2006/picture">
-            <wp:extent cx="5216674" cy="5724000"/>
+            <wp:extent cx="5208518" cy="5724000"/>
             <wp:docPr id="1" name="Picture 1"/>
             <wp:cNvGraphicFramePr>
               <a:graphicFrameLocks noChangeAspect="1"/>
@@ -199,7 +199,7 @@
                   <pic:spPr>
                     <a:xfrm>
                       <a:off x="0" y="0"/>
-                      <a:ext cx="5216674" cy="5724000"/>
+                      <a:ext cx="5208518" cy="5724000"/>
                     </a:xfrm>
                     <a:prstGeom prst="rect"/>
                   </pic:spPr>
@@ -221,7 +221,7 @@
     </w:p>
     <w:p>
       <w:r>
-        <w:t>I och inom 19 meter från avverkningsanmälan finns fynd av 16 naturvårdsarter, varav 16 är rödlistade, 3 är fridlysta och 9 är typiska (T): garnlav (VU, T), Lecidea subhumida (VU), blanksvart spiklav (NT), blågrå svartspik (NT), dvärgbägarlav (NT, T), knottrig blåslav (NT, T), lavskrika (NT, T, §4), nordtagging (NT), talltagel (NT, T), talltita (NT, §4), tretåig hackspett (NT, T, §4), ullticka (NT, T), vaddporing (NT), vedflamlav (NT), vedskivlav (NT, T) och violmussling (NT, T). Se Figur 1.</w:t>
+        <w:t>I och inom 19 meter från avverkningsanmälan finns fynd av 18 naturvårdsarter, varav 17 är rödlistade, 3 är fridlysta, 11 är typiska (T) och 1 är signalart (S): fläckporing (VU, T), garnlav (VU, T), Lecidea subhumida (VU), blanksvart spiklav (NT), blågrå svartspik (NT), dvärgbägarlav (NT, T), knottrig blåslav (NT, T), lavskrika (NT, T, §4), nordtagging (NT), talltagel (NT, T), talltita (NT, §4), tretåig hackspett (NT, T, §4), ullticka (NT, T), vaddporing (NT), vedflamlav (NT), vedskivlav (NT, T), violmussling (NT, T) och vedticka (S, T). Se Figur 1.</w:t>
       </w:r>
     </w:p>
     <w:p>
@@ -252,6 +252,26 @@
         <w:rPr>
           <w:b/>
         </w:rPr>
+        <w:t>Fläckporing (VU)</w:t>
+      </w:r>
+      <w:r>
+        <w:t xml:space="preserve"> är en mycket bra signalart som visar på tallnaturskogar med höga naturvärden. Den är placerad högst upp i Skogsstyrelsens värdepyramid för bedömning av skog med höga naturvärden och indikerar områden som är mer eller mindre opåverkade av skogsbruk och där det funnits en kontinuitet av tallågor i olika nedbrytningsstadier. För att på lång sikt bibehålla livskraftiga populationer i ett område behövs troligen större skyddade områden som tillåter att man upprätthåller en naturlig branddynamik. Fläckporing är typisk art för </w:t>
+      </w:r>
+      <w:r>
+        <w:rPr>
+          <w:i/>
+        </w:rPr>
+        <w:t>9010 Taiga</w:t>
+      </w:r>
+      <w:r>
+        <w:t xml:space="preserve"> (SLU Artdatabanken, 2024; Nitare &amp; Skogsstyrelsen, 2019).</w:t>
+      </w:r>
+    </w:p>
+    <w:p>
+      <w:r>
+        <w:rPr>
+          <w:b/>
+        </w:rPr>
         <w:t>Garnlav (VU)</w:t>
       </w:r>
       <w:r>
@@ -622,6 +642,26 @@
       </w:r>
     </w:p>
     <w:p>
+      <w:r>
+        <w:rPr>
+          <w:b/>
+        </w:rPr>
+        <w:t xml:space="preserve">Vedticka </w:t>
+      </w:r>
+      <w:r>
+        <w:t xml:space="preserve">är en bra signalart söder om den naturliga norrlandsgränsen. Den är huvudsakligen knuten till äldre barrskogar där det föreligger långvarig kontinuitet av död barrved. Vedticka är typisk art för </w:t>
+      </w:r>
+      <w:r>
+        <w:rPr>
+          <w:i/>
+        </w:rPr>
+        <w:t xml:space="preserve">9010 Taiga </w:t>
+      </w:r>
+      <w:r>
+        <w:t>(Nitare &amp; Skogsstyrelsen, 2019; SLU Artdatabanken, 2025).</w:t>
+      </w:r>
+    </w:p>
+    <w:p>
       <w:pPr>
         <w:pStyle w:val="Heading1"/>
       </w:pPr>
@@ -727,7 +767,7 @@
         <w:rPr>
           <w:i/>
         </w:rPr>
-        <w:t>I det avverkningsanmälda skogsområdet har 16 naturvårdsarter varav 16 rödlistade arter sina livsmiljöer och växtplatser.</w:t>
+        <w:t>I det avverkningsanmälda skogsområdet har 18 naturvårdsarter varav 17 rödlistade arter sina livsmiljöer och växtplatser.</w:t>
       </w:r>
     </w:p>
     <w:p>
@@ -1462,7 +1502,7 @@
     <w:r>
       <w:tab/>
       <w:tab/>
-      <w:t>2026-08-26</w:t>
+      <w:t>2026-08-27</w:t>
       <w:br/>
       <w:br/>
     </w:r>

--- a/klagomål/A 32004-2026 FSC-klagomål.docx
+++ b/klagomål/A 32004-2026 FSC-klagomål.docx
@@ -1502,7 +1502,7 @@
     <w:r>
       <w:tab/>
       <w:tab/>
-      <w:t>2026-08-27</w:t>
+      <w:t>2026-08-28</w:t>
       <w:br/>
       <w:br/>
     </w:r>

--- a/klagomål/A 32004-2026 FSC-klagomål.docx
+++ b/klagomål/A 32004-2026 FSC-klagomål.docx
@@ -1502,7 +1502,7 @@
     <w:r>
       <w:tab/>
       <w:tab/>
-      <w:t>2026-08-28</w:t>
+      <w:t>2026-08-29</w:t>
       <w:br/>
       <w:br/>
     </w:r>

--- a/klagomål/A 32004-2026 FSC-klagomål.docx
+++ b/klagomål/A 32004-2026 FSC-klagomål.docx
@@ -1502,7 +1502,7 @@
     <w:r>
       <w:tab/>
       <w:tab/>
-      <w:t>2026-08-29</w:t>
+      <w:t>2026-08-31</w:t>
       <w:br/>
       <w:br/>
     </w:r>

--- a/klagomål/A 32004-2026 FSC-klagomål.docx
+++ b/klagomål/A 32004-2026 FSC-klagomål.docx
@@ -1502,7 +1502,7 @@
     <w:r>
       <w:tab/>
       <w:tab/>
-      <w:t>2026-08-31</w:t>
+      <w:t>2026-09-01</w:t>
       <w:br/>
       <w:br/>
     </w:r>

--- a/klagomål/A 32004-2026 FSC-klagomål.docx
+++ b/klagomål/A 32004-2026 FSC-klagomål.docx
@@ -1502,7 +1502,7 @@
     <w:r>
       <w:tab/>
       <w:tab/>
-      <w:t>2026-09-01</w:t>
+      <w:t>2026-09-02</w:t>
       <w:br/>
       <w:br/>
     </w:r>

--- a/klagomål/A 32004-2026 FSC-klagomål.docx
+++ b/klagomål/A 32004-2026 FSC-klagomål.docx
@@ -1502,7 +1502,7 @@
     <w:r>
       <w:tab/>
       <w:tab/>
-      <w:t>2026-09-02</w:t>
+      <w:t>2026-09-03</w:t>
       <w:br/>
       <w:br/>
     </w:r>

--- a/klagomål/A 32004-2026 FSC-klagomål.docx
+++ b/klagomål/A 32004-2026 FSC-klagomål.docx
@@ -1502,7 +1502,7 @@
     <w:r>
       <w:tab/>
       <w:tab/>
-      <w:t>2026-09-03</w:t>
+      <w:t>2026-09-04</w:t>
       <w:br/>
       <w:br/>
     </w:r>

--- a/klagomål/A 32004-2026 FSC-klagomål.docx
+++ b/klagomål/A 32004-2026 FSC-klagomål.docx
@@ -1502,7 +1502,7 @@
     <w:r>
       <w:tab/>
       <w:tab/>
-      <w:t>2026-09-04</w:t>
+      <w:t>2026-09-05</w:t>
       <w:br/>
       <w:br/>
     </w:r>

--- a/klagomål/A 32004-2026 FSC-klagomål.docx
+++ b/klagomål/A 32004-2026 FSC-klagomål.docx
@@ -1502,7 +1502,7 @@
     <w:r>
       <w:tab/>
       <w:tab/>
-      <w:t>2026-09-05</w:t>
+      <w:t>2026-09-06</w:t>
       <w:br/>
       <w:br/>
     </w:r>

--- a/klagomål/A 32004-2026 FSC-klagomål.docx
+++ b/klagomål/A 32004-2026 FSC-klagomål.docx
@@ -1502,7 +1502,7 @@
     <w:r>
       <w:tab/>
       <w:tab/>
-      <w:t>2026-09-06</w:t>
+      <w:t>2026-09-07</w:t>
       <w:br/>
       <w:br/>
     </w:r>

--- a/klagomål/A 32004-2026 FSC-klagomål.docx
+++ b/klagomål/A 32004-2026 FSC-klagomål.docx
@@ -1502,7 +1502,7 @@
     <w:r>
       <w:tab/>
       <w:tab/>
-      <w:t>2026-09-07</w:t>
+      <w:t>2026-09-08</w:t>
       <w:br/>
       <w:br/>
     </w:r>

--- a/klagomål/A 32004-2026 FSC-klagomål.docx
+++ b/klagomål/A 32004-2026 FSC-klagomål.docx
@@ -1502,7 +1502,7 @@
     <w:r>
       <w:tab/>
       <w:tab/>
-      <w:t>2026-09-08</w:t>
+      <w:t>2026-09-09</w:t>
       <w:br/>
       <w:br/>
     </w:r>

--- a/klagomål/A 32004-2026 FSC-klagomål.docx
+++ b/klagomål/A 32004-2026 FSC-klagomål.docx
@@ -1502,7 +1502,7 @@
     <w:r>
       <w:tab/>
       <w:tab/>
-      <w:t>2026-09-09</w:t>
+      <w:t>2026-09-10</w:t>
       <w:br/>
       <w:br/>
     </w:r>

--- a/klagomål/A 32004-2026 FSC-klagomål.docx
+++ b/klagomål/A 32004-2026 FSC-klagomål.docx
@@ -1502,7 +1502,7 @@
     <w:r>
       <w:tab/>
       <w:tab/>
-      <w:t>2026-09-10</w:t>
+      <w:t>2026-09-11</w:t>
       <w:br/>
       <w:br/>
     </w:r>

--- a/klagomål/A 32004-2026 FSC-klagomål.docx
+++ b/klagomål/A 32004-2026 FSC-klagomål.docx
@@ -1502,7 +1502,7 @@
     <w:r>
       <w:tab/>
       <w:tab/>
-      <w:t>2026-09-11</w:t>
+      <w:t>2026-09-12</w:t>
       <w:br/>
       <w:br/>
     </w:r>
